--- a/rapports/2026-06-06/EQ32/EQ32_sup_v2/DR_141102000010/39-16-81-28.docx
+++ b/rapports/2026-06-06/EQ32/EQ32_sup_v2/DR_141102000010/39-16-81-28.docx
@@ -297,7 +297,7 @@
           <w:color w:val="1F6FEB"/>
           <w:sz w:val="22"/>
         </w:rPr>
-        <w:t>⚠ INCOHÉRENCES À CORRIGER (120)</w:t>
+        <w:t>⚠ INCOHÉRENCES À CORRIGER (114)</w:t>
       </w:r>
     </w:p>
     <w:tbl>
@@ -1084,7 +1084,7 @@
                 <w:color w:val="16A34A"/>
                 <w:sz w:val="16"/>
               </w:rPr>
-              <w:t>—</w:t>
+              <w:t>s01q32, s01q36, s01q38, s04q37_modif, s02q33, s02q34, s01q00b</w:t>
             </w:r>
           </w:p>
         </w:tc>
@@ -1115,7 +1115,7 @@
                 <w:i w:val="0"/>
                 <w:sz w:val="17"/>
               </w:rPr>
-              <w:t>Incohérence!!! seulement les écoles gouvermentales paient les cotisations (Gouvernement, communauté, ONG ou organisation humanitaire).</w:t>
+              <w:t>Peu probable!!! Vu l'âge (18 ans) de SADIO SIDIBE ou l'année à laquelle SADIO SIDIBE a fréquenté l'école pour la dernière fois (.) le dernier diplome de SADIO SIDIBE ne peut être le Certificat d'études primaires (CEP), prière de corriger cette incohérence ou confirmer avec le QG.</w:t>
             </w:r>
           </w:p>
         </w:tc>
@@ -1205,7 +1205,7 @@
                 <w:i w:val="0"/>
                 <w:sz w:val="17"/>
               </w:rPr>
-              <w:t>Incohérence!!! seulement les écoles privées paient les frais de scolarité (y compris les frais d'inscription).</w:t>
+              <w:t>Incohérent!! Le niveau d'instruction déclaré par l'un des enfants (Primaire) au niveau de la section 1 de LAMINE SIDIBE diffère de celui donné par LAMINE SIDIBE lui-même qui affirme ne pas avoir frequenté l'école formelle.</w:t>
             </w:r>
           </w:p>
         </w:tc>
@@ -1264,7 +1264,7 @@
                 <w:color w:val="16A34A"/>
                 <w:sz w:val="16"/>
               </w:rPr>
-              <w:t>s01q32, s01q36, s01q38, s04q37_modif, s02q33, s02q34, s01q00b</w:t>
+              <w:t>—</w:t>
             </w:r>
           </w:p>
         </w:tc>
@@ -1295,7 +1295,7 @@
                 <w:i w:val="0"/>
                 <w:sz w:val="17"/>
               </w:rPr>
-              <w:t>Peu probable!!! Vu l'âge (18 ans) de SADIO SIDIBE ou l'année à laquelle SADIO SIDIBE a fréquenté l'école pour la dernière fois (.) le dernier diplome de SADIO SIDIBE ne peut être le Certificat d'études primaires (CEP), prière de corriger cette incohérence ou confirmer avec le QG.</w:t>
+              <w:t>Incohérent!! Le niveau d'instruction déclaré par l'un des enfants (Primaire) au niveau de la section 1 de SERIGNE SIDIBE diffère de celui donné par SERIGNE SIDIBE lui-même qui affirme ne pas avoir frequenté l'école formelle.</w:t>
             </w:r>
           </w:p>
         </w:tc>
@@ -1385,7 +1385,7 @@
                 <w:i w:val="0"/>
                 <w:sz w:val="17"/>
               </w:rPr>
-              <w:t>Incohérent!! Le niveau d'instruction déclaré par l'un des enfants (Primaire) au niveau de la section 1 de LAMINE SIDIBE diffère de celui donné par LAMINE SIDIBE lui-même qui affirme ne pas avoir frequenté l'école formelle.</w:t>
+              <w:t>Incohérent!! Le niveau d'instruction déclaré par l'un des enfants (Primaire) au niveau de la section 1 de VIEUX SIDIBE diffère de celui donné par VIEUX SIDIBE lui-même qui affirme ne pas avoir frequenté l'école formelle.</w:t>
             </w:r>
           </w:p>
         </w:tc>
@@ -1418,6 +1418,1445 @@
                 <w:i w:val="0"/>
                 <w:sz w:val="16"/>
               </w:rPr>
+              <w:t>S04</w:t>
+              <w:br/>
+            </w:r>
+            <w:r>
+              <w:rPr>
+                <w:b w:val="0"/>
+                <w:i w:val="0"/>
+                <w:color w:val="64748B"/>
+                <w:sz w:val="14"/>
+              </w:rPr>
+              <w:t>Emploi</w:t>
+            </w:r>
+          </w:p>
+        </w:tc>
+        <w:tc>
+          <w:tcPr>
+            <w:tcW w:type="dxa" w:w="1531"/>
+          </w:tcPr>
+          <w:p>
+            <w:r>
+              <w:rPr>
+                <w:b/>
+                <w:i w:val="0"/>
+                <w:color w:val="16A34A"/>
+                <w:sz w:val="16"/>
+              </w:rPr>
+              <w:t>s01q39, s01q43, s01q44, s02q15, s02q20, s02q21, s03q07, s03q08</w:t>
+            </w:r>
+          </w:p>
+        </w:tc>
+        <w:tc>
+          <w:tcPr>
+            <w:tcW w:type="dxa" w:w="1191"/>
+          </w:tcPr>
+          <w:p>
+            <w:r>
+              <w:rPr>
+                <w:b w:val="0"/>
+                <w:i w:val="0"/>
+                <w:color w:val="64748B"/>
+                <w:sz w:val="16"/>
+              </w:rPr>
+              <w:t>GT-CQ</w:t>
+            </w:r>
+          </w:p>
+        </w:tc>
+        <w:tc>
+          <w:tcPr>
+            <w:tcW w:type="dxa" w:w="4706"/>
+          </w:tcPr>
+          <w:p>
+            <w:r>
+              <w:rPr>
+                <w:b w:val="0"/>
+                <w:i w:val="0"/>
+                <w:sz w:val="17"/>
+              </w:rPr>
+              <w:t>Incoherent! MOUSTAPHA SIDIBE est (Ménagère) de la 4.21 et MOUSTAPHA SIDIBE est un homme, prière de corriger.</w:t>
+            </w:r>
+          </w:p>
+        </w:tc>
+      </w:tr>
+      <w:tr>
+        <w:tc>
+          <w:tcPr>
+            <w:tcW w:type="dxa" w:w="964"/>
+          </w:tcPr>
+          <w:p>
+            <w:r>
+              <w:rPr>
+                <w:b/>
+                <w:i w:val="0"/>
+                <w:color w:val="DC2626"/>
+                <w:sz w:val="16"/>
+              </w:rPr>
+              <w:t>Haute</w:t>
+            </w:r>
+          </w:p>
+        </w:tc>
+        <w:tc>
+          <w:tcPr>
+            <w:tcW w:type="dxa" w:w="1247"/>
+          </w:tcPr>
+          <w:p>
+            <w:r>
+              <w:rPr>
+                <w:b/>
+                <w:i w:val="0"/>
+                <w:sz w:val="16"/>
+              </w:rPr>
+              <w:t>S07</w:t>
+              <w:br/>
+            </w:r>
+            <w:r>
+              <w:rPr>
+                <w:b w:val="0"/>
+                <w:i w:val="0"/>
+                <w:color w:val="64748B"/>
+                <w:sz w:val="14"/>
+              </w:rPr>
+              <w:t>Consommation alimentaire</w:t>
+            </w:r>
+          </w:p>
+        </w:tc>
+        <w:tc>
+          <w:tcPr>
+            <w:tcW w:type="dxa" w:w="1531"/>
+          </w:tcPr>
+          <w:p>
+            <w:r>
+              <w:rPr>
+                <w:b/>
+                <w:i w:val="0"/>
+                <w:color w:val="16A34A"/>
+                <w:sz w:val="16"/>
+              </w:rPr>
+              <w:t>s00q27, s01q00a, s01q12, s01q13, s02q04, s03q11, s03q12, s01q01</w:t>
+            </w:r>
+          </w:p>
+        </w:tc>
+        <w:tc>
+          <w:tcPr>
+            <w:tcW w:type="dxa" w:w="1191"/>
+          </w:tcPr>
+          <w:p>
+            <w:r>
+              <w:rPr>
+                <w:b w:val="0"/>
+                <w:i w:val="0"/>
+                <w:color w:val="64748B"/>
+                <w:sz w:val="16"/>
+              </w:rPr>
+              <w:t>GT-CQ</w:t>
+            </w:r>
+          </w:p>
+        </w:tc>
+        <w:tc>
+          <w:tcPr>
+            <w:tcW w:type="dxa" w:w="4706"/>
+          </w:tcPr>
+          <w:p>
+            <w:r>
+              <w:rPr>
+                <w:b w:val="0"/>
+                <w:i w:val="0"/>
+                <w:sz w:val="17"/>
+              </w:rPr>
+              <w:t>Avertissement!!! Le ménage a consommé 91 Boite de tomate/Pot de Moyen de Riz importé brisé  ce qui semble incoherent pour une consommation aucours des 7 derniers jours, prière de verifier et corriger.</w:t>
+            </w:r>
+          </w:p>
+        </w:tc>
+      </w:tr>
+      <w:tr>
+        <w:tc>
+          <w:tcPr>
+            <w:tcW w:type="dxa" w:w="964"/>
+          </w:tcPr>
+          <w:p>
+            <w:r>
+              <w:rPr>
+                <w:b/>
+                <w:i w:val="0"/>
+                <w:color w:val="DC2626"/>
+                <w:sz w:val="16"/>
+              </w:rPr>
+              <w:t>Haute</w:t>
+            </w:r>
+          </w:p>
+        </w:tc>
+        <w:tc>
+          <w:tcPr>
+            <w:tcW w:type="dxa" w:w="1247"/>
+          </w:tcPr>
+          <w:p>
+            <w:r>
+              <w:rPr>
+                <w:b/>
+                <w:i w:val="0"/>
+                <w:sz w:val="16"/>
+              </w:rPr>
+              <w:t>S07</w:t>
+              <w:br/>
+            </w:r>
+            <w:r>
+              <w:rPr>
+                <w:b w:val="0"/>
+                <w:i w:val="0"/>
+                <w:color w:val="64748B"/>
+                <w:sz w:val="14"/>
+              </w:rPr>
+              <w:t>Consommation alimentaire</w:t>
+            </w:r>
+          </w:p>
+        </w:tc>
+        <w:tc>
+          <w:tcPr>
+            <w:tcW w:type="dxa" w:w="1531"/>
+          </w:tcPr>
+          <w:p>
+            <w:r>
+              <w:rPr>
+                <w:b/>
+                <w:i w:val="0"/>
+                <w:color w:val="16A34A"/>
+                <w:sz w:val="16"/>
+              </w:rPr>
+              <w:t>s00q27, s01q03a, s01q03b, s01q03c, s02q04, s03q14, s04q15, s04q16</w:t>
+            </w:r>
+          </w:p>
+        </w:tc>
+        <w:tc>
+          <w:tcPr>
+            <w:tcW w:type="dxa" w:w="1191"/>
+          </w:tcPr>
+          <w:p>
+            <w:r>
+              <w:rPr>
+                <w:b w:val="0"/>
+                <w:i w:val="0"/>
+                <w:color w:val="64748B"/>
+                <w:sz w:val="16"/>
+              </w:rPr>
+              <w:t>GT-CQ</w:t>
+            </w:r>
+          </w:p>
+        </w:tc>
+        <w:tc>
+          <w:tcPr>
+            <w:tcW w:type="dxa" w:w="4706"/>
+          </w:tcPr>
+          <w:p>
+            <w:r>
+              <w:rPr>
+                <w:b w:val="0"/>
+                <w:i w:val="0"/>
+                <w:sz w:val="17"/>
+              </w:rPr>
+              <w:t>Incohérence!! Dans ce ménage, chaque individus consomme par jour 1.088571 Kg  de cereale; Prière de vérifier les quantités prises des produits cérealiers (de Riz local Gambiaka à Autres semoules de céréales) auprès du ménage ou confirmer avec le QG.</w:t>
+            </w:r>
+          </w:p>
+        </w:tc>
+      </w:tr>
+      <w:tr>
+        <w:tc>
+          <w:tcPr>
+            <w:tcW w:type="dxa" w:w="964"/>
+          </w:tcPr>
+          <w:p>
+            <w:r>
+              <w:rPr>
+                <w:b/>
+                <w:i w:val="0"/>
+                <w:color w:val="DC2626"/>
+                <w:sz w:val="16"/>
+              </w:rPr>
+              <w:t>Haute</w:t>
+            </w:r>
+          </w:p>
+        </w:tc>
+        <w:tc>
+          <w:tcPr>
+            <w:tcW w:type="dxa" w:w="1247"/>
+          </w:tcPr>
+          <w:p>
+            <w:r>
+              <w:rPr>
+                <w:b/>
+                <w:i w:val="0"/>
+                <w:sz w:val="16"/>
+              </w:rPr>
+              <w:t>S16</w:t>
+              <w:br/>
+            </w:r>
+            <w:r>
+              <w:rPr>
+                <w:b w:val="0"/>
+                <w:i w:val="0"/>
+                <w:color w:val="64748B"/>
+                <w:sz w:val="14"/>
+              </w:rPr>
+              <w:t>Agriculture</w:t>
+            </w:r>
+          </w:p>
+        </w:tc>
+        <w:tc>
+          <w:tcPr>
+            <w:tcW w:type="dxa" w:w="1531"/>
+          </w:tcPr>
+          <w:p>
+            <w:r>
+              <w:rPr>
+                <w:b/>
+                <w:i w:val="0"/>
+                <w:color w:val="16A34A"/>
+                <w:sz w:val="16"/>
+              </w:rPr>
+              <w:t>s00q07a, s00q08, s00q10, s00q13_0, s00q15_0, s00q17_0, s00q23a, s00q23b</w:t>
+            </w:r>
+          </w:p>
+        </w:tc>
+        <w:tc>
+          <w:tcPr>
+            <w:tcW w:type="dxa" w:w="1191"/>
+          </w:tcPr>
+          <w:p>
+            <w:r>
+              <w:rPr>
+                <w:b w:val="0"/>
+                <w:i w:val="0"/>
+                <w:color w:val="64748B"/>
+                <w:sz w:val="16"/>
+              </w:rPr>
+              <w:t>GT-CQ</w:t>
+            </w:r>
+          </w:p>
+        </w:tc>
+        <w:tc>
+          <w:tcPr>
+            <w:tcW w:type="dxa" w:w="4706"/>
+          </w:tcPr>
+          <w:p>
+            <w:r>
+              <w:rPr>
+                <w:b w:val="0"/>
+                <w:i w:val="0"/>
+                <w:sz w:val="17"/>
+              </w:rPr>
+              <w:t>La somme des quantités consommées (3 kg), des quantités offertes (3 kg),  des quantités vendus (0 kg) et des quantités en stock (0 kg) depasse la quantité totale (2 kg) que le ménage a eu après la recolte de Mil , prière de corriger cette incoherence.</w:t>
+            </w:r>
+          </w:p>
+        </w:tc>
+      </w:tr>
+      <w:tr>
+        <w:tc>
+          <w:tcPr>
+            <w:tcW w:type="dxa" w:w="964"/>
+          </w:tcPr>
+          <w:p>
+            <w:r>
+              <w:rPr>
+                <w:b/>
+                <w:i w:val="0"/>
+                <w:color w:val="EA580C"/>
+                <w:sz w:val="16"/>
+              </w:rPr>
+              <w:t>Moyenne</w:t>
+            </w:r>
+          </w:p>
+        </w:tc>
+        <w:tc>
+          <w:tcPr>
+            <w:tcW w:type="dxa" w:w="1247"/>
+          </w:tcPr>
+          <w:p>
+            <w:r>
+              <w:rPr>
+                <w:b/>
+                <w:i w:val="0"/>
+                <w:sz w:val="16"/>
+              </w:rPr>
+              <w:t>—</w:t>
+              <w:br/>
+            </w:r>
+            <w:r>
+              <w:rPr>
+                <w:b w:val="0"/>
+                <w:i w:val="0"/>
+                <w:color w:val="64748B"/>
+                <w:sz w:val="14"/>
+              </w:rPr>
+            </w:r>
+          </w:p>
+        </w:tc>
+        <w:tc>
+          <w:tcPr>
+            <w:tcW w:type="dxa" w:w="1531"/>
+          </w:tcPr>
+          <w:p>
+            <w:r>
+              <w:rPr>
+                <w:b/>
+                <w:i w:val="0"/>
+                <w:color w:val="16A34A"/>
+                <w:sz w:val="16"/>
+              </w:rPr>
+              <w:t>s16Aq08</w:t>
+            </w:r>
+          </w:p>
+        </w:tc>
+        <w:tc>
+          <w:tcPr>
+            <w:tcW w:type="dxa" w:w="1191"/>
+          </w:tcPr>
+          <w:p>
+            <w:r>
+              <w:rPr>
+                <w:b w:val="0"/>
+                <w:i w:val="0"/>
+                <w:color w:val="64748B"/>
+                <w:sz w:val="16"/>
+              </w:rPr>
+              <w:t>Natif SuSo</w:t>
+            </w:r>
+          </w:p>
+        </w:tc>
+        <w:tc>
+          <w:tcPr>
+            <w:tcW w:type="dxa" w:w="4706"/>
+          </w:tcPr>
+          <w:p>
+            <w:r>
+              <w:rPr>
+                <w:b w:val="0"/>
+                <w:i w:val="0"/>
+                <w:sz w:val="17"/>
+              </w:rPr>
+              <w:t>ERREUR: La [culture principale](s16Aq08) ne figure pas dans la liste des cultures pratiquées sur la parcelle.</w:t>
+            </w:r>
+          </w:p>
+        </w:tc>
+      </w:tr>
+      <w:tr>
+        <w:tc>
+          <w:tcPr>
+            <w:tcW w:type="dxa" w:w="964"/>
+          </w:tcPr>
+          <w:p>
+            <w:r>
+              <w:rPr>
+                <w:b/>
+                <w:i w:val="0"/>
+                <w:color w:val="EA580C"/>
+                <w:sz w:val="16"/>
+              </w:rPr>
+              <w:t>Moyenne</w:t>
+            </w:r>
+          </w:p>
+        </w:tc>
+        <w:tc>
+          <w:tcPr>
+            <w:tcW w:type="dxa" w:w="1247"/>
+          </w:tcPr>
+          <w:p>
+            <w:r>
+              <w:rPr>
+                <w:b/>
+                <w:i w:val="0"/>
+                <w:sz w:val="16"/>
+              </w:rPr>
+              <w:t>S00</w:t>
+              <w:br/>
+            </w:r>
+            <w:r>
+              <w:rPr>
+                <w:b w:val="0"/>
+                <w:i w:val="0"/>
+                <w:color w:val="64748B"/>
+                <w:sz w:val="14"/>
+              </w:rPr>
+              <w:t>Identification</w:t>
+            </w:r>
+          </w:p>
+        </w:tc>
+        <w:tc>
+          <w:tcPr>
+            <w:tcW w:type="dxa" w:w="1531"/>
+          </w:tcPr>
+          <w:p>
+            <w:r>
+              <w:rPr>
+                <w:b/>
+                <w:i w:val="0"/>
+                <w:color w:val="16A34A"/>
+                <w:sz w:val="16"/>
+              </w:rPr>
+              <w:t>—</w:t>
+            </w:r>
+          </w:p>
+        </w:tc>
+        <w:tc>
+          <w:tcPr>
+            <w:tcW w:type="dxa" w:w="1191"/>
+          </w:tcPr>
+          <w:p>
+            <w:r>
+              <w:rPr>
+                <w:b w:val="0"/>
+                <w:i w:val="0"/>
+                <w:color w:val="64748B"/>
+                <w:sz w:val="16"/>
+              </w:rPr>
+              <w:t>GT-CQ</w:t>
+            </w:r>
+          </w:p>
+        </w:tc>
+        <w:tc>
+          <w:tcPr>
+            <w:tcW w:type="dxa" w:w="4706"/>
+          </w:tcPr>
+          <w:p>
+            <w:r>
+              <w:rPr>
+                <w:b w:val="0"/>
+                <w:i w:val="0"/>
+                <w:sz w:val="17"/>
+              </w:rPr>
+              <w:t>Il est obligatoire de prendre les coordonnées Gps avant d'administrer le questionnaire.</w:t>
+            </w:r>
+          </w:p>
+        </w:tc>
+      </w:tr>
+      <w:tr>
+        <w:tc>
+          <w:tcPr>
+            <w:tcW w:type="dxa" w:w="964"/>
+          </w:tcPr>
+          <w:p>
+            <w:r>
+              <w:rPr>
+                <w:b/>
+                <w:i w:val="0"/>
+                <w:color w:val="EA580C"/>
+                <w:sz w:val="16"/>
+              </w:rPr>
+              <w:t>Moyenne</w:t>
+            </w:r>
+          </w:p>
+        </w:tc>
+        <w:tc>
+          <w:tcPr>
+            <w:tcW w:type="dxa" w:w="1247"/>
+          </w:tcPr>
+          <w:p>
+            <w:r>
+              <w:rPr>
+                <w:b/>
+                <w:i w:val="0"/>
+                <w:sz w:val="16"/>
+              </w:rPr>
+              <w:t>S00</w:t>
+              <w:br/>
+            </w:r>
+            <w:r>
+              <w:rPr>
+                <w:b w:val="0"/>
+                <w:i w:val="0"/>
+                <w:color w:val="64748B"/>
+                <w:sz w:val="14"/>
+              </w:rPr>
+              <w:t>Identification</w:t>
+            </w:r>
+          </w:p>
+        </w:tc>
+        <w:tc>
+          <w:tcPr>
+            <w:tcW w:type="dxa" w:w="1531"/>
+          </w:tcPr>
+          <w:p>
+            <w:r>
+              <w:rPr>
+                <w:b/>
+                <w:i w:val="0"/>
+                <w:color w:val="16A34A"/>
+                <w:sz w:val="16"/>
+              </w:rPr>
+              <w:t>—</w:t>
+            </w:r>
+          </w:p>
+        </w:tc>
+        <w:tc>
+          <w:tcPr>
+            <w:tcW w:type="dxa" w:w="1191"/>
+          </w:tcPr>
+          <w:p>
+            <w:r>
+              <w:rPr>
+                <w:b w:val="0"/>
+                <w:i w:val="0"/>
+                <w:color w:val="64748B"/>
+                <w:sz w:val="16"/>
+              </w:rPr>
+              <w:t>GT-CQ</w:t>
+            </w:r>
+          </w:p>
+        </w:tc>
+        <w:tc>
+          <w:tcPr>
+            <w:tcW w:type="dxa" w:w="4706"/>
+          </w:tcPr>
+          <w:p>
+            <w:r>
+              <w:rPr>
+                <w:b w:val="0"/>
+                <w:i w:val="0"/>
+                <w:sz w:val="17"/>
+              </w:rPr>
+              <w:t>Prière de prendre les coordonnées GPS.</w:t>
+            </w:r>
+          </w:p>
+        </w:tc>
+      </w:tr>
+      <w:tr>
+        <w:tc>
+          <w:tcPr>
+            <w:tcW w:type="dxa" w:w="964"/>
+          </w:tcPr>
+          <w:p>
+            <w:r>
+              <w:rPr>
+                <w:b/>
+                <w:i w:val="0"/>
+                <w:color w:val="EA580C"/>
+                <w:sz w:val="16"/>
+              </w:rPr>
+              <w:t>Moyenne</w:t>
+            </w:r>
+          </w:p>
+        </w:tc>
+        <w:tc>
+          <w:tcPr>
+            <w:tcW w:type="dxa" w:w="1247"/>
+          </w:tcPr>
+          <w:p>
+            <w:r>
+              <w:rPr>
+                <w:b/>
+                <w:i w:val="0"/>
+                <w:sz w:val="16"/>
+              </w:rPr>
+              <w:t>S00</w:t>
+              <w:br/>
+            </w:r>
+            <w:r>
+              <w:rPr>
+                <w:b w:val="0"/>
+                <w:i w:val="0"/>
+                <w:color w:val="64748B"/>
+                <w:sz w:val="14"/>
+              </w:rPr>
+              <w:t>Identification</w:t>
+            </w:r>
+          </w:p>
+        </w:tc>
+        <w:tc>
+          <w:tcPr>
+            <w:tcW w:type="dxa" w:w="1531"/>
+          </w:tcPr>
+          <w:p>
+            <w:r>
+              <w:rPr>
+                <w:b/>
+                <w:i w:val="0"/>
+                <w:color w:val="16A34A"/>
+                <w:sz w:val="16"/>
+              </w:rPr>
+              <w:t>—</w:t>
+            </w:r>
+          </w:p>
+        </w:tc>
+        <w:tc>
+          <w:tcPr>
+            <w:tcW w:type="dxa" w:w="1191"/>
+          </w:tcPr>
+          <w:p>
+            <w:r>
+              <w:rPr>
+                <w:b w:val="0"/>
+                <w:i w:val="0"/>
+                <w:color w:val="64748B"/>
+                <w:sz w:val="16"/>
+              </w:rPr>
+              <w:t>GT-CQ</w:t>
+            </w:r>
+          </w:p>
+        </w:tc>
+        <w:tc>
+          <w:tcPr>
+            <w:tcW w:type="dxa" w:w="4706"/>
+          </w:tcPr>
+          <w:p>
+            <w:r>
+              <w:rPr>
+                <w:b w:val="0"/>
+                <w:i w:val="0"/>
+                <w:sz w:val="17"/>
+              </w:rPr>
+              <w:t>L'adresse ou la localisation du ménage doit être bien renseignée, ne doit pas contenir des numéros de téléphone et elle semble courte pour être une adresse.</w:t>
+            </w:r>
+          </w:p>
+        </w:tc>
+      </w:tr>
+      <w:tr>
+        <w:tc>
+          <w:tcPr>
+            <w:tcW w:type="dxa" w:w="964"/>
+          </w:tcPr>
+          <w:p>
+            <w:r>
+              <w:rPr>
+                <w:b/>
+                <w:i w:val="0"/>
+                <w:color w:val="EA580C"/>
+                <w:sz w:val="16"/>
+              </w:rPr>
+              <w:t>Moyenne</w:t>
+            </w:r>
+          </w:p>
+        </w:tc>
+        <w:tc>
+          <w:tcPr>
+            <w:tcW w:type="dxa" w:w="1247"/>
+          </w:tcPr>
+          <w:p>
+            <w:r>
+              <w:rPr>
+                <w:b/>
+                <w:i w:val="0"/>
+                <w:sz w:val="16"/>
+              </w:rPr>
+              <w:t>S00</w:t>
+              <w:br/>
+            </w:r>
+            <w:r>
+              <w:rPr>
+                <w:b w:val="0"/>
+                <w:i w:val="0"/>
+                <w:color w:val="64748B"/>
+                <w:sz w:val="14"/>
+              </w:rPr>
+              <w:t>Identification</w:t>
+            </w:r>
+          </w:p>
+        </w:tc>
+        <w:tc>
+          <w:tcPr>
+            <w:tcW w:type="dxa" w:w="1531"/>
+          </w:tcPr>
+          <w:p>
+            <w:r>
+              <w:rPr>
+                <w:b/>
+                <w:i w:val="0"/>
+                <w:color w:val="16A34A"/>
+                <w:sz w:val="16"/>
+              </w:rPr>
+              <w:t>—</w:t>
+            </w:r>
+          </w:p>
+        </w:tc>
+        <w:tc>
+          <w:tcPr>
+            <w:tcW w:type="dxa" w:w="1191"/>
+          </w:tcPr>
+          <w:p>
+            <w:r>
+              <w:rPr>
+                <w:b w:val="0"/>
+                <w:i w:val="0"/>
+                <w:color w:val="64748B"/>
+                <w:sz w:val="16"/>
+              </w:rPr>
+              <w:t>GT-CQ</w:t>
+            </w:r>
+          </w:p>
+        </w:tc>
+        <w:tc>
+          <w:tcPr>
+            <w:tcW w:type="dxa" w:w="4706"/>
+          </w:tcPr>
+          <w:p>
+            <w:r>
+              <w:rPr>
+                <w:b w:val="0"/>
+                <w:i w:val="0"/>
+                <w:sz w:val="17"/>
+              </w:rPr>
+              <w:t>Prière de renseigner la bonne adresse.</w:t>
+            </w:r>
+          </w:p>
+        </w:tc>
+      </w:tr>
+      <w:tr>
+        <w:tc>
+          <w:tcPr>
+            <w:tcW w:type="dxa" w:w="964"/>
+          </w:tcPr>
+          <w:p>
+            <w:r>
+              <w:rPr>
+                <w:b/>
+                <w:i w:val="0"/>
+                <w:color w:val="EA580C"/>
+                <w:sz w:val="16"/>
+              </w:rPr>
+              <w:t>Moyenne</w:t>
+            </w:r>
+          </w:p>
+        </w:tc>
+        <w:tc>
+          <w:tcPr>
+            <w:tcW w:type="dxa" w:w="1247"/>
+          </w:tcPr>
+          <w:p>
+            <w:r>
+              <w:rPr>
+                <w:b/>
+                <w:i w:val="0"/>
+                <w:sz w:val="16"/>
+              </w:rPr>
+              <w:t>S01</w:t>
+              <w:br/>
+            </w:r>
+            <w:r>
+              <w:rPr>
+                <w:b w:val="0"/>
+                <w:i w:val="0"/>
+                <w:color w:val="64748B"/>
+                <w:sz w:val="14"/>
+              </w:rPr>
+              <w:t>Démographie</w:t>
+            </w:r>
+          </w:p>
+        </w:tc>
+        <w:tc>
+          <w:tcPr>
+            <w:tcW w:type="dxa" w:w="1531"/>
+          </w:tcPr>
+          <w:p>
+            <w:r>
+              <w:rPr>
+                <w:b/>
+                <w:i w:val="0"/>
+                <w:color w:val="16A34A"/>
+                <w:sz w:val="16"/>
+              </w:rPr>
+              <w:t>s01q23, s01q00b, s01q23_autre</w:t>
+            </w:r>
+          </w:p>
+        </w:tc>
+        <w:tc>
+          <w:tcPr>
+            <w:tcW w:type="dxa" w:w="1191"/>
+          </w:tcPr>
+          <w:p>
+            <w:r>
+              <w:rPr>
+                <w:b w:val="0"/>
+                <w:i w:val="0"/>
+                <w:color w:val="64748B"/>
+                <w:sz w:val="16"/>
+              </w:rPr>
+              <w:t>GT-CQ</w:t>
+            </w:r>
+          </w:p>
+        </w:tc>
+        <w:tc>
+          <w:tcPr>
+            <w:tcW w:type="dxa" w:w="4706"/>
+          </w:tcPr>
+          <w:p>
+            <w:r>
+              <w:rPr>
+                <w:b w:val="0"/>
+                <w:i w:val="0"/>
+                <w:sz w:val="17"/>
+              </w:rPr>
+              <w:t>L'utilisations de l'internet  de AWA SIDIBE est Jeux et semble exister dans les modalités, prière de prendre attache avec le QG pour plus d'explication afin de la classer bien.</w:t>
+            </w:r>
+          </w:p>
+        </w:tc>
+      </w:tr>
+      <w:tr>
+        <w:tc>
+          <w:tcPr>
+            <w:tcW w:type="dxa" w:w="964"/>
+          </w:tcPr>
+          <w:p>
+            <w:r>
+              <w:rPr>
+                <w:b/>
+                <w:i w:val="0"/>
+                <w:color w:val="EA580C"/>
+                <w:sz w:val="16"/>
+              </w:rPr>
+              <w:t>Moyenne</w:t>
+            </w:r>
+          </w:p>
+        </w:tc>
+        <w:tc>
+          <w:tcPr>
+            <w:tcW w:type="dxa" w:w="1247"/>
+          </w:tcPr>
+          <w:p>
+            <w:r>
+              <w:rPr>
+                <w:b/>
+                <w:i w:val="0"/>
+                <w:sz w:val="16"/>
+              </w:rPr>
+              <w:t>S01</w:t>
+              <w:br/>
+            </w:r>
+            <w:r>
+              <w:rPr>
+                <w:b w:val="0"/>
+                <w:i w:val="0"/>
+                <w:color w:val="64748B"/>
+                <w:sz w:val="14"/>
+              </w:rPr>
+              <w:t>Démographie</w:t>
+            </w:r>
+          </w:p>
+        </w:tc>
+        <w:tc>
+          <w:tcPr>
+            <w:tcW w:type="dxa" w:w="1531"/>
+          </w:tcPr>
+          <w:p>
+            <w:r>
+              <w:rPr>
+                <w:b/>
+                <w:i w:val="0"/>
+                <w:color w:val="16A34A"/>
+                <w:sz w:val="16"/>
+              </w:rPr>
+              <w:t>s01q23, s01q00b, s01q23_autre</w:t>
+            </w:r>
+          </w:p>
+        </w:tc>
+        <w:tc>
+          <w:tcPr>
+            <w:tcW w:type="dxa" w:w="1191"/>
+          </w:tcPr>
+          <w:p>
+            <w:r>
+              <w:rPr>
+                <w:b w:val="0"/>
+                <w:i w:val="0"/>
+                <w:color w:val="64748B"/>
+                <w:sz w:val="16"/>
+              </w:rPr>
+              <w:t>GT-CQ</w:t>
+            </w:r>
+          </w:p>
+        </w:tc>
+        <w:tc>
+          <w:tcPr>
+            <w:tcW w:type="dxa" w:w="4706"/>
+          </w:tcPr>
+          <w:p>
+            <w:r>
+              <w:rPr>
+                <w:b w:val="0"/>
+                <w:i w:val="0"/>
+                <w:sz w:val="17"/>
+              </w:rPr>
+              <w:t>L'utilisations de l'internet  de MARIAMA 2 SIDIBE est Jeux et semble exister dans les modalités, prière de prendre attache avec le QG pour plus d'explication afin de la classer bien.</w:t>
+            </w:r>
+          </w:p>
+        </w:tc>
+      </w:tr>
+      <w:tr>
+        <w:tc>
+          <w:tcPr>
+            <w:tcW w:type="dxa" w:w="964"/>
+          </w:tcPr>
+          <w:p>
+            <w:r>
+              <w:rPr>
+                <w:b/>
+                <w:i w:val="0"/>
+                <w:color w:val="EA580C"/>
+                <w:sz w:val="16"/>
+              </w:rPr>
+              <w:t>Moyenne</w:t>
+            </w:r>
+          </w:p>
+        </w:tc>
+        <w:tc>
+          <w:tcPr>
+            <w:tcW w:type="dxa" w:w="1247"/>
+          </w:tcPr>
+          <w:p>
+            <w:r>
+              <w:rPr>
+                <w:b/>
+                <w:i w:val="0"/>
+                <w:sz w:val="16"/>
+              </w:rPr>
+              <w:t>S01</w:t>
+              <w:br/>
+            </w:r>
+            <w:r>
+              <w:rPr>
+                <w:b w:val="0"/>
+                <w:i w:val="0"/>
+                <w:color w:val="64748B"/>
+                <w:sz w:val="14"/>
+              </w:rPr>
+              <w:t>Démographie</w:t>
+            </w:r>
+          </w:p>
+        </w:tc>
+        <w:tc>
+          <w:tcPr>
+            <w:tcW w:type="dxa" w:w="1531"/>
+          </w:tcPr>
+          <w:p>
+            <w:r>
+              <w:rPr>
+                <w:b/>
+                <w:i w:val="0"/>
+                <w:color w:val="16A34A"/>
+                <w:sz w:val="16"/>
+              </w:rPr>
+              <w:t>—</w:t>
+            </w:r>
+          </w:p>
+        </w:tc>
+        <w:tc>
+          <w:tcPr>
+            <w:tcW w:type="dxa" w:w="1191"/>
+          </w:tcPr>
+          <w:p>
+            <w:r>
+              <w:rPr>
+                <w:b w:val="0"/>
+                <w:i w:val="0"/>
+                <w:color w:val="64748B"/>
+                <w:sz w:val="16"/>
+              </w:rPr>
+              <w:t>GT-CQ</w:t>
+            </w:r>
+          </w:p>
+        </w:tc>
+        <w:tc>
+          <w:tcPr>
+            <w:tcW w:type="dxa" w:w="4706"/>
+          </w:tcPr>
+          <w:p>
+            <w:r>
+              <w:rPr>
+                <w:b w:val="0"/>
+                <w:i w:val="0"/>
+                <w:sz w:val="17"/>
+              </w:rPr>
+              <w:t>Prière de verifier l'information donnée par MATAR SIDIBE ou corriger au niveau de la section 1.</w:t>
+            </w:r>
+          </w:p>
+        </w:tc>
+      </w:tr>
+      <w:tr>
+        <w:tc>
+          <w:tcPr>
+            <w:tcW w:type="dxa" w:w="964"/>
+          </w:tcPr>
+          <w:p>
+            <w:r>
+              <w:rPr>
+                <w:b/>
+                <w:i w:val="0"/>
+                <w:color w:val="EA580C"/>
+                <w:sz w:val="16"/>
+              </w:rPr>
+              <w:t>Moyenne</w:t>
+            </w:r>
+          </w:p>
+        </w:tc>
+        <w:tc>
+          <w:tcPr>
+            <w:tcW w:type="dxa" w:w="1247"/>
+          </w:tcPr>
+          <w:p>
+            <w:r>
+              <w:rPr>
+                <w:b/>
+                <w:i w:val="0"/>
+                <w:sz w:val="16"/>
+              </w:rPr>
+              <w:t>S01</w:t>
+              <w:br/>
+            </w:r>
+            <w:r>
+              <w:rPr>
+                <w:b w:val="0"/>
+                <w:i w:val="0"/>
+                <w:color w:val="64748B"/>
+                <w:sz w:val="14"/>
+              </w:rPr>
+              <w:t>Démographie</w:t>
+            </w:r>
+          </w:p>
+        </w:tc>
+        <w:tc>
+          <w:tcPr>
+            <w:tcW w:type="dxa" w:w="1531"/>
+          </w:tcPr>
+          <w:p>
+            <w:r>
+              <w:rPr>
+                <w:b/>
+                <w:i w:val="0"/>
+                <w:color w:val="16A34A"/>
+                <w:sz w:val="16"/>
+              </w:rPr>
+              <w:t>s01q23, s01q00b, s01q23_autre</w:t>
+            </w:r>
+          </w:p>
+        </w:tc>
+        <w:tc>
+          <w:tcPr>
+            <w:tcW w:type="dxa" w:w="1191"/>
+          </w:tcPr>
+          <w:p>
+            <w:r>
+              <w:rPr>
+                <w:b w:val="0"/>
+                <w:i w:val="0"/>
+                <w:color w:val="64748B"/>
+                <w:sz w:val="16"/>
+              </w:rPr>
+              <w:t>GT-CQ</w:t>
+            </w:r>
+          </w:p>
+        </w:tc>
+        <w:tc>
+          <w:tcPr>
+            <w:tcW w:type="dxa" w:w="4706"/>
+          </w:tcPr>
+          <w:p>
+            <w:r>
+              <w:rPr>
+                <w:b w:val="0"/>
+                <w:i w:val="0"/>
+                <w:sz w:val="17"/>
+              </w:rPr>
+              <w:t>L'utilisations de l'internet  de ATAP SIDIBE est jeux et semble exister dans les modalités, prière de prendre attache avec le QG pour plus d'explication afin de la classer bien.</w:t>
+            </w:r>
+          </w:p>
+        </w:tc>
+      </w:tr>
+      <w:tr>
+        <w:tc>
+          <w:tcPr>
+            <w:tcW w:type="dxa" w:w="964"/>
+          </w:tcPr>
+          <w:p>
+            <w:r>
+              <w:rPr>
+                <w:b/>
+                <w:i w:val="0"/>
+                <w:color w:val="EA580C"/>
+                <w:sz w:val="16"/>
+              </w:rPr>
+              <w:t>Moyenne</w:t>
+            </w:r>
+          </w:p>
+        </w:tc>
+        <w:tc>
+          <w:tcPr>
+            <w:tcW w:type="dxa" w:w="1247"/>
+          </w:tcPr>
+          <w:p>
+            <w:r>
+              <w:rPr>
+                <w:b/>
+                <w:i w:val="0"/>
+                <w:sz w:val="16"/>
+              </w:rPr>
+              <w:t>S01</w:t>
+              <w:br/>
+            </w:r>
+            <w:r>
+              <w:rPr>
+                <w:b w:val="0"/>
+                <w:i w:val="0"/>
+                <w:color w:val="64748B"/>
+                <w:sz w:val="14"/>
+              </w:rPr>
+              <w:t>Démographie</w:t>
+            </w:r>
+          </w:p>
+        </w:tc>
+        <w:tc>
+          <w:tcPr>
+            <w:tcW w:type="dxa" w:w="1531"/>
+          </w:tcPr>
+          <w:p>
+            <w:r>
+              <w:rPr>
+                <w:b/>
+                <w:i w:val="0"/>
+                <w:color w:val="16A34A"/>
+                <w:sz w:val="16"/>
+              </w:rPr>
+              <w:t>s01q23, s01q00b, s01q23_autre</w:t>
+            </w:r>
+          </w:p>
+        </w:tc>
+        <w:tc>
+          <w:tcPr>
+            <w:tcW w:type="dxa" w:w="1191"/>
+          </w:tcPr>
+          <w:p>
+            <w:r>
+              <w:rPr>
+                <w:b w:val="0"/>
+                <w:i w:val="0"/>
+                <w:color w:val="64748B"/>
+                <w:sz w:val="16"/>
+              </w:rPr>
+              <w:t>GT-CQ</w:t>
+            </w:r>
+          </w:p>
+        </w:tc>
+        <w:tc>
+          <w:tcPr>
+            <w:tcW w:type="dxa" w:w="4706"/>
+          </w:tcPr>
+          <w:p>
+            <w:r>
+              <w:rPr>
+                <w:b w:val="0"/>
+                <w:i w:val="0"/>
+                <w:sz w:val="17"/>
+              </w:rPr>
+              <w:t>L'utilisations de l'internet  de MARIAMA SIDIBE est jeux et semble exister dans les modalités, prière de prendre attache avec le QG pour plus d'explication afin de la classer bien.</w:t>
+            </w:r>
+          </w:p>
+        </w:tc>
+      </w:tr>
+      <w:tr>
+        <w:tc>
+          <w:tcPr>
+            <w:tcW w:type="dxa" w:w="964"/>
+          </w:tcPr>
+          <w:p>
+            <w:r>
+              <w:rPr>
+                <w:b/>
+                <w:i w:val="0"/>
+                <w:color w:val="EA580C"/>
+                <w:sz w:val="16"/>
+              </w:rPr>
+              <w:t>Moyenne</w:t>
+            </w:r>
+          </w:p>
+        </w:tc>
+        <w:tc>
+          <w:tcPr>
+            <w:tcW w:type="dxa" w:w="1247"/>
+          </w:tcPr>
+          <w:p>
+            <w:r>
+              <w:rPr>
+                <w:b/>
+                <w:i w:val="0"/>
+                <w:sz w:val="16"/>
+              </w:rPr>
+              <w:t>S01</w:t>
+              <w:br/>
+            </w:r>
+            <w:r>
+              <w:rPr>
+                <w:b w:val="0"/>
+                <w:i w:val="0"/>
+                <w:color w:val="64748B"/>
+                <w:sz w:val="14"/>
+              </w:rPr>
+              <w:t>Démographie</w:t>
+            </w:r>
+          </w:p>
+        </w:tc>
+        <w:tc>
+          <w:tcPr>
+            <w:tcW w:type="dxa" w:w="1531"/>
+          </w:tcPr>
+          <w:p>
+            <w:r>
+              <w:rPr>
+                <w:b/>
+                <w:i w:val="0"/>
+                <w:color w:val="16A34A"/>
+                <w:sz w:val="16"/>
+              </w:rPr>
+              <w:t>s01q23, s01q00b, s01q23_autre</w:t>
+            </w:r>
+          </w:p>
+        </w:tc>
+        <w:tc>
+          <w:tcPr>
+            <w:tcW w:type="dxa" w:w="1191"/>
+          </w:tcPr>
+          <w:p>
+            <w:r>
+              <w:rPr>
+                <w:b w:val="0"/>
+                <w:i w:val="0"/>
+                <w:color w:val="64748B"/>
+                <w:sz w:val="16"/>
+              </w:rPr>
+              <w:t>GT-CQ</w:t>
+            </w:r>
+          </w:p>
+        </w:tc>
+        <w:tc>
+          <w:tcPr>
+            <w:tcW w:type="dxa" w:w="4706"/>
+          </w:tcPr>
+          <w:p>
+            <w:r>
+              <w:rPr>
+                <w:b w:val="0"/>
+                <w:i w:val="0"/>
+                <w:sz w:val="17"/>
+              </w:rPr>
+              <w:t>L'utilisations de l'internet  de SADIO SIDIBE est jeux et semble exister dans les modalités, prière de prendre attache avec le QG pour plus d'explication afin de la classer bien.</w:t>
+            </w:r>
+          </w:p>
+        </w:tc>
+      </w:tr>
+      <w:tr>
+        <w:tc>
+          <w:tcPr>
+            <w:tcW w:type="dxa" w:w="964"/>
+          </w:tcPr>
+          <w:p>
+            <w:r>
+              <w:rPr>
+                <w:b/>
+                <w:i w:val="0"/>
+                <w:color w:val="EA580C"/>
+                <w:sz w:val="16"/>
+              </w:rPr>
+              <w:t>Moyenne</w:t>
+            </w:r>
+          </w:p>
+        </w:tc>
+        <w:tc>
+          <w:tcPr>
+            <w:tcW w:type="dxa" w:w="1247"/>
+          </w:tcPr>
+          <w:p>
+            <w:r>
+              <w:rPr>
+                <w:b/>
+                <w:i w:val="0"/>
+                <w:sz w:val="16"/>
+              </w:rPr>
+              <w:t>S01</w:t>
+              <w:br/>
+            </w:r>
+            <w:r>
+              <w:rPr>
+                <w:b w:val="0"/>
+                <w:i w:val="0"/>
+                <w:color w:val="64748B"/>
+                <w:sz w:val="14"/>
+              </w:rPr>
+              <w:t>Démographie</w:t>
+            </w:r>
+          </w:p>
+        </w:tc>
+        <w:tc>
+          <w:tcPr>
+            <w:tcW w:type="dxa" w:w="1531"/>
+          </w:tcPr>
+          <w:p>
+            <w:r>
+              <w:rPr>
+                <w:b/>
+                <w:i w:val="0"/>
+                <w:color w:val="16A34A"/>
+                <w:sz w:val="16"/>
+              </w:rPr>
+              <w:t>s01q10_1</w:t>
+            </w:r>
+          </w:p>
+        </w:tc>
+        <w:tc>
+          <w:tcPr>
+            <w:tcW w:type="dxa" w:w="1191"/>
+          </w:tcPr>
+          <w:p>
+            <w:r>
+              <w:rPr>
+                <w:b w:val="0"/>
+                <w:i w:val="0"/>
+                <w:color w:val="64748B"/>
+                <w:sz w:val="16"/>
+              </w:rPr>
+              <w:t>GT-CQ</w:t>
+            </w:r>
+          </w:p>
+        </w:tc>
+        <w:tc>
+          <w:tcPr>
+            <w:tcW w:type="dxa" w:w="4706"/>
+          </w:tcPr>
+          <w:p>
+            <w:r>
+              <w:rPr>
+                <w:b w:val="0"/>
+                <w:i w:val="0"/>
+                <w:sz w:val="17"/>
+              </w:rPr>
+              <w:t>La taille du ménage lors de l'enquête principale (14) de ce ménage est inférieur à la taille du denombrement (17), prière de fournir des explications concrètes ou aller revisiter le ménage.</w:t>
+            </w:r>
+          </w:p>
+        </w:tc>
+      </w:tr>
+      <w:tr>
+        <w:tc>
+          <w:tcPr>
+            <w:tcW w:type="dxa" w:w="964"/>
+          </w:tcPr>
+          <w:p>
+            <w:r>
+              <w:rPr>
+                <w:b/>
+                <w:i w:val="0"/>
+                <w:color w:val="EA580C"/>
+                <w:sz w:val="16"/>
+              </w:rPr>
+              <w:t>Moyenne</w:t>
+            </w:r>
+          </w:p>
+        </w:tc>
+        <w:tc>
+          <w:tcPr>
+            <w:tcW w:type="dxa" w:w="1247"/>
+          </w:tcPr>
+          <w:p>
+            <w:r>
+              <w:rPr>
+                <w:b/>
+                <w:i w:val="0"/>
+                <w:sz w:val="16"/>
+              </w:rPr>
               <w:t>S02</w:t>
               <w:br/>
             </w:r>
@@ -1444,7 +2883,7 @@
                 <w:color w:val="16A34A"/>
                 <w:sz w:val="16"/>
               </w:rPr>
-              <w:t>—</w:t>
+              <w:t>s01q63, s00q04, s02q25, s01q00b, s02q17_2, s02q15_2</w:t>
             </w:r>
           </w:p>
         </w:tc>
@@ -1475,7 +2914,7 @@
                 <w:i w:val="0"/>
                 <w:sz w:val="17"/>
               </w:rPr>
-              <w:t>Incohérent!! Le niveau d'instruction déclaré par l'un des enfants (Primaire) au niveau de la section 1 de SERIGNE SIDIBE diffère de celui donné par SERIGNE SIDIBE lui-même qui affirme ne pas avoir frequenté l'école formelle.</w:t>
+              <w:t>Dans les milieux urbains c'est peu probable de voir une école dont les élèves ou étudiants ne dépensent pas en frais d'uniformes, prière de verifier pour AWA SIDIBE qui fréquente 5ème année de Primaire et corriger ou confirmer avec le QG.</w:t>
             </w:r>
           </w:p>
         </w:tc>
@@ -1490,10 +2929,10 @@
               <w:rPr>
                 <w:b/>
                 <w:i w:val="0"/>
-                <w:color w:val="DC2626"/>
-                <w:sz w:val="16"/>
-              </w:rPr>
-              <w:t>Haute</w:t>
+                <w:color w:val="EA580C"/>
+                <w:sz w:val="16"/>
+              </w:rPr>
+              <w:t>Moyenne</w:t>
             </w:r>
           </w:p>
         </w:tc>
@@ -1534,7 +2973,7 @@
                 <w:color w:val="16A34A"/>
                 <w:sz w:val="16"/>
               </w:rPr>
-              <w:t>—</w:t>
+              <w:t>s01q63, s00q04, s02q25, s01q00b, s02q17_2, s02q15_2</w:t>
             </w:r>
           </w:p>
         </w:tc>
@@ -1565,7 +3004,7 @@
                 <w:i w:val="0"/>
                 <w:sz w:val="17"/>
               </w:rPr>
-              <w:t>Incohérent!! Le niveau d'instruction déclaré par l'un des enfants (Primaire) au niveau de la section 1 de VIEUX SIDIBE diffère de celui donné par VIEUX SIDIBE lui-même qui affirme ne pas avoir frequenté l'école formelle.</w:t>
+              <w:t>Dans les milieux urbains c'est peu probable de voir une école dont les élèves ou étudiants ne dépensent pas en frais d'uniformes, prière de verifier pour MARIAMA 2 SIDIBE qui fréquente 5ème année de Primaire et corriger ou confirmer avec le QG.</w:t>
             </w:r>
           </w:p>
         </w:tc>
@@ -1580,10 +3019,10 @@
               <w:rPr>
                 <w:b/>
                 <w:i w:val="0"/>
-                <w:color w:val="DC2626"/>
-                <w:sz w:val="16"/>
-              </w:rPr>
-              <w:t>Haute</w:t>
+                <w:color w:val="EA580C"/>
+                <w:sz w:val="16"/>
+              </w:rPr>
+              <w:t>Moyenne</w:t>
             </w:r>
           </w:p>
         </w:tc>
@@ -1598,7 +3037,7 @@
                 <w:i w:val="0"/>
                 <w:sz w:val="16"/>
               </w:rPr>
-              <w:t>S04</w:t>
+              <w:t>S02</w:t>
               <w:br/>
             </w:r>
             <w:r>
@@ -1608,7 +3047,7 @@
                 <w:color w:val="64748B"/>
                 <w:sz w:val="14"/>
               </w:rPr>
-              <w:t>Emploi</w:t>
+              <w:t>Éducation</w:t>
             </w:r>
           </w:p>
         </w:tc>
@@ -1624,7 +3063,7 @@
                 <w:color w:val="16A34A"/>
                 <w:sz w:val="16"/>
               </w:rPr>
-              <w:t>s01q39, s01q43, s01q44, s02q15, s02q20, s02q21, s03q07, s03q08</w:t>
+              <w:t>s01q63, s00q04, s02q25, s01q00b, s02q17_2, s02q15_2</w:t>
             </w:r>
           </w:p>
         </w:tc>
@@ -1655,7 +3094,7 @@
                 <w:i w:val="0"/>
                 <w:sz w:val="17"/>
               </w:rPr>
-              <w:t>Incoherent! MOUSTAPHA SIDIBE est (Ménagère) de la 4.21 et MOUSTAPHA SIDIBE est un homme, prière de corriger.</w:t>
+              <w:t>Dans les milieux urbains c'est peu probable de voir une école dont les élèves ou étudiants ne dépensent pas en frais d'uniformes, prière de verifier pour MATAR SIDIBE qui fréquente 3ème année de Primaire et corriger ou confirmer avec le QG.</w:t>
             </w:r>
           </w:p>
         </w:tc>
@@ -1670,10 +3109,10 @@
               <w:rPr>
                 <w:b/>
                 <w:i w:val="0"/>
-                <w:color w:val="DC2626"/>
-                <w:sz w:val="16"/>
-              </w:rPr>
-              <w:t>Haute</w:t>
+                <w:color w:val="EA580C"/>
+                <w:sz w:val="16"/>
+              </w:rPr>
+              <w:t>Moyenne</w:t>
             </w:r>
           </w:p>
         </w:tc>
@@ -1688,7 +3127,7 @@
                 <w:i w:val="0"/>
                 <w:sz w:val="16"/>
               </w:rPr>
-              <w:t>S07</w:t>
+              <w:t>S02</w:t>
               <w:br/>
             </w:r>
             <w:r>
@@ -1698,7 +3137,7 @@
                 <w:color w:val="64748B"/>
                 <w:sz w:val="14"/>
               </w:rPr>
-              <w:t>Consommation alimentaire</w:t>
+              <w:t>Éducation</w:t>
             </w:r>
           </w:p>
         </w:tc>
@@ -1714,7 +3153,7 @@
                 <w:color w:val="16A34A"/>
                 <w:sz w:val="16"/>
               </w:rPr>
-              <w:t>s00q27, s01q00a, s01q12, s01q13, s02q04, s03q11, s03q12, s01q01</w:t>
+              <w:t>s01q63, s00q04, s02q25, s01q00b, s02q17_2, s02q15_2</w:t>
             </w:r>
           </w:p>
         </w:tc>
@@ -1745,7 +3184,7 @@
                 <w:i w:val="0"/>
                 <w:sz w:val="17"/>
               </w:rPr>
-              <w:t>Avertissement!!! Le ménage a consommé 91 Boite de tomate/Pot de Moyen de Riz importé brisé  ce qui semble incoherent pour une consommation aucours des 7 derniers jours, prière de verifier et corriger.</w:t>
+              <w:t>Dans les milieux urbains c'est peu probable de voir une école dont les élèves ou étudiants ne dépensent pas en frais d'uniformes, prière de verifier pour MOUSTAPHA SIDIBE qui fréquente 5ème année de Primaire et corriger ou confirmer avec le QG.</w:t>
             </w:r>
           </w:p>
         </w:tc>
@@ -1760,10 +3199,10 @@
               <w:rPr>
                 <w:b/>
                 <w:i w:val="0"/>
-                <w:color w:val="DC2626"/>
-                <w:sz w:val="16"/>
-              </w:rPr>
-              <w:t>Haute</w:t>
+                <w:color w:val="EA580C"/>
+                <w:sz w:val="16"/>
+              </w:rPr>
+              <w:t>Moyenne</w:t>
             </w:r>
           </w:p>
         </w:tc>
@@ -1778,7 +3217,7 @@
                 <w:i w:val="0"/>
                 <w:sz w:val="16"/>
               </w:rPr>
-              <w:t>S07</w:t>
+              <w:t>S02</w:t>
               <w:br/>
             </w:r>
             <w:r>
@@ -1788,7 +3227,7 @@
                 <w:color w:val="64748B"/>
                 <w:sz w:val="14"/>
               </w:rPr>
-              <w:t>Consommation alimentaire</w:t>
+              <w:t>Éducation</w:t>
             </w:r>
           </w:p>
         </w:tc>
@@ -1804,7 +3243,7 @@
                 <w:color w:val="16A34A"/>
                 <w:sz w:val="16"/>
               </w:rPr>
-              <w:t>s00q27, s01q03a, s01q03b, s01q03c, s02q04, s03q14, s04q15, s04q16</w:t>
+              <w:t>—</w:t>
             </w:r>
           </w:p>
         </w:tc>
@@ -1835,7 +3274,7 @@
                 <w:i w:val="0"/>
                 <w:sz w:val="17"/>
               </w:rPr>
-              <w:t>Incohérence!! Dans ce ménage, chaque individus consomme par jour 1.088571 Kg  de cereale; Prière de vérifier les quantités prises des produits cérealiers (de Riz local Gambiaka à Autres semoules de céréales) auprès du ménage ou confirmer avec le QG.</w:t>
+              <w:t>Attention ! Le frais de scolarité (80500 Fcfa) de MOUSTAPHA SIDIBE en 5ème année de Primaire est relativement élevé par rapport aux autres frais de scolarités observés dans cette zone.</w:t>
             </w:r>
           </w:p>
         </w:tc>
@@ -1850,10 +3289,10 @@
               <w:rPr>
                 <w:b/>
                 <w:i w:val="0"/>
-                <w:color w:val="DC2626"/>
-                <w:sz w:val="16"/>
-              </w:rPr>
-              <w:t>Haute</w:t>
+                <w:color w:val="EA580C"/>
+                <w:sz w:val="16"/>
+              </w:rPr>
+              <w:t>Moyenne</w:t>
             </w:r>
           </w:p>
         </w:tc>
@@ -1868,7 +3307,7 @@
                 <w:i w:val="0"/>
                 <w:sz w:val="16"/>
               </w:rPr>
-              <w:t>S16</w:t>
+              <w:t>S02</w:t>
               <w:br/>
             </w:r>
             <w:r>
@@ -1878,7 +3317,7 @@
                 <w:color w:val="64748B"/>
                 <w:sz w:val="14"/>
               </w:rPr>
-              <w:t>Agriculture</w:t>
+              <w:t>Éducation</w:t>
             </w:r>
           </w:p>
         </w:tc>
@@ -1894,7 +3333,7 @@
                 <w:color w:val="16A34A"/>
                 <w:sz w:val="16"/>
               </w:rPr>
-              <w:t>s00q07a, s00q08, s00q10, s00q13_0, s00q15_0, s00q17_0, s00q23a, s00q23b</w:t>
+              <w:t>—</w:t>
             </w:r>
           </w:p>
         </w:tc>
@@ -1925,7 +3364,7 @@
                 <w:i w:val="0"/>
                 <w:sz w:val="17"/>
               </w:rPr>
-              <w:t>La somme des quantités consommées (3 kg), des quantités offertes (3 kg),  des quantités vendus (0 kg) et des quantités en stock (0 kg) depasse la quantité totale (2 kg) que le ménage a eu après la recolte de Mil , prière de corriger cette incoherence.</w:t>
+              <w:t>Prière de corriger ou de confirmer avec le QG.</w:t>
             </w:r>
           </w:p>
         </w:tc>
@@ -1958,7 +3397,7 @@
                 <w:i w:val="0"/>
                 <w:sz w:val="16"/>
               </w:rPr>
-              <w:t>—</w:t>
+              <w:t>S02</w:t>
               <w:br/>
             </w:r>
             <w:r>
@@ -1968,6 +3407,7 @@
                 <w:color w:val="64748B"/>
                 <w:sz w:val="14"/>
               </w:rPr>
+              <w:t>Éducation</w:t>
             </w:r>
           </w:p>
         </w:tc>
@@ -1983,7 +3423,7 @@
                 <w:color w:val="16A34A"/>
                 <w:sz w:val="16"/>
               </w:rPr>
-              <w:t>s16Aq08</w:t>
+              <w:t>—</w:t>
             </w:r>
           </w:p>
         </w:tc>
@@ -1999,7 +3439,7 @@
                 <w:color w:val="64748B"/>
                 <w:sz w:val="16"/>
               </w:rPr>
-              <w:t>Natif SuSo</w:t>
+              <w:t>GT-CQ</w:t>
             </w:r>
           </w:p>
         </w:tc>
@@ -2014,1987 +3454,7 @@
                 <w:i w:val="0"/>
                 <w:sz w:val="17"/>
               </w:rPr>
-              <w:t>ERREUR: La [culture principale](s16Aq08) ne figure pas dans la liste des cultures pratiquées sur la parcelle.</w:t>
-            </w:r>
-          </w:p>
-        </w:tc>
-      </w:tr>
-      <w:tr>
-        <w:tc>
-          <w:tcPr>
-            <w:tcW w:type="dxa" w:w="964"/>
-          </w:tcPr>
-          <w:p>
-            <w:r>
-              <w:rPr>
-                <w:b/>
-                <w:i w:val="0"/>
-                <w:color w:val="EA580C"/>
-                <w:sz w:val="16"/>
-              </w:rPr>
-              <w:t>Moyenne</w:t>
-            </w:r>
-          </w:p>
-        </w:tc>
-        <w:tc>
-          <w:tcPr>
-            <w:tcW w:type="dxa" w:w="1247"/>
-          </w:tcPr>
-          <w:p>
-            <w:r>
-              <w:rPr>
-                <w:b/>
-                <w:i w:val="0"/>
-                <w:sz w:val="16"/>
-              </w:rPr>
-              <w:t>S00</w:t>
-              <w:br/>
-            </w:r>
-            <w:r>
-              <w:rPr>
-                <w:b w:val="0"/>
-                <w:i w:val="0"/>
-                <w:color w:val="64748B"/>
-                <w:sz w:val="14"/>
-              </w:rPr>
-              <w:t>Identification</w:t>
-            </w:r>
-          </w:p>
-        </w:tc>
-        <w:tc>
-          <w:tcPr>
-            <w:tcW w:type="dxa" w:w="1531"/>
-          </w:tcPr>
-          <w:p>
-            <w:r>
-              <w:rPr>
-                <w:b/>
-                <w:i w:val="0"/>
-                <w:color w:val="16A34A"/>
-                <w:sz w:val="16"/>
-              </w:rPr>
-              <w:t>—</w:t>
-            </w:r>
-          </w:p>
-        </w:tc>
-        <w:tc>
-          <w:tcPr>
-            <w:tcW w:type="dxa" w:w="1191"/>
-          </w:tcPr>
-          <w:p>
-            <w:r>
-              <w:rPr>
-                <w:b w:val="0"/>
-                <w:i w:val="0"/>
-                <w:color w:val="64748B"/>
-                <w:sz w:val="16"/>
-              </w:rPr>
-              <w:t>GT-CQ</w:t>
-            </w:r>
-          </w:p>
-        </w:tc>
-        <w:tc>
-          <w:tcPr>
-            <w:tcW w:type="dxa" w:w="4706"/>
-          </w:tcPr>
-          <w:p>
-            <w:r>
-              <w:rPr>
-                <w:b w:val="0"/>
-                <w:i w:val="0"/>
-                <w:sz w:val="17"/>
-              </w:rPr>
-              <w:t>Il est obligatoire de prendre les coordonnées Gps avant d'administrer le questionnaire.</w:t>
-            </w:r>
-          </w:p>
-        </w:tc>
-      </w:tr>
-      <w:tr>
-        <w:tc>
-          <w:tcPr>
-            <w:tcW w:type="dxa" w:w="964"/>
-          </w:tcPr>
-          <w:p>
-            <w:r>
-              <w:rPr>
-                <w:b/>
-                <w:i w:val="0"/>
-                <w:color w:val="EA580C"/>
-                <w:sz w:val="16"/>
-              </w:rPr>
-              <w:t>Moyenne</w:t>
-            </w:r>
-          </w:p>
-        </w:tc>
-        <w:tc>
-          <w:tcPr>
-            <w:tcW w:type="dxa" w:w="1247"/>
-          </w:tcPr>
-          <w:p>
-            <w:r>
-              <w:rPr>
-                <w:b/>
-                <w:i w:val="0"/>
-                <w:sz w:val="16"/>
-              </w:rPr>
-              <w:t>S00</w:t>
-              <w:br/>
-            </w:r>
-            <w:r>
-              <w:rPr>
-                <w:b w:val="0"/>
-                <w:i w:val="0"/>
-                <w:color w:val="64748B"/>
-                <w:sz w:val="14"/>
-              </w:rPr>
-              <w:t>Identification</w:t>
-            </w:r>
-          </w:p>
-        </w:tc>
-        <w:tc>
-          <w:tcPr>
-            <w:tcW w:type="dxa" w:w="1531"/>
-          </w:tcPr>
-          <w:p>
-            <w:r>
-              <w:rPr>
-                <w:b/>
-                <w:i w:val="0"/>
-                <w:color w:val="16A34A"/>
-                <w:sz w:val="16"/>
-              </w:rPr>
-              <w:t>—</w:t>
-            </w:r>
-          </w:p>
-        </w:tc>
-        <w:tc>
-          <w:tcPr>
-            <w:tcW w:type="dxa" w:w="1191"/>
-          </w:tcPr>
-          <w:p>
-            <w:r>
-              <w:rPr>
-                <w:b w:val="0"/>
-                <w:i w:val="0"/>
-                <w:color w:val="64748B"/>
-                <w:sz w:val="16"/>
-              </w:rPr>
-              <w:t>GT-CQ</w:t>
-            </w:r>
-          </w:p>
-        </w:tc>
-        <w:tc>
-          <w:tcPr>
-            <w:tcW w:type="dxa" w:w="4706"/>
-          </w:tcPr>
-          <w:p>
-            <w:r>
-              <w:rPr>
-                <w:b w:val="0"/>
-                <w:i w:val="0"/>
-                <w:sz w:val="17"/>
-              </w:rPr>
-              <w:t>Prière de prendre les coordonnées GPS.</w:t>
-            </w:r>
-          </w:p>
-        </w:tc>
-      </w:tr>
-      <w:tr>
-        <w:tc>
-          <w:tcPr>
-            <w:tcW w:type="dxa" w:w="964"/>
-          </w:tcPr>
-          <w:p>
-            <w:r>
-              <w:rPr>
-                <w:b/>
-                <w:i w:val="0"/>
-                <w:color w:val="EA580C"/>
-                <w:sz w:val="16"/>
-              </w:rPr>
-              <w:t>Moyenne</w:t>
-            </w:r>
-          </w:p>
-        </w:tc>
-        <w:tc>
-          <w:tcPr>
-            <w:tcW w:type="dxa" w:w="1247"/>
-          </w:tcPr>
-          <w:p>
-            <w:r>
-              <w:rPr>
-                <w:b/>
-                <w:i w:val="0"/>
-                <w:sz w:val="16"/>
-              </w:rPr>
-              <w:t>S00</w:t>
-              <w:br/>
-            </w:r>
-            <w:r>
-              <w:rPr>
-                <w:b w:val="0"/>
-                <w:i w:val="0"/>
-                <w:color w:val="64748B"/>
-                <w:sz w:val="14"/>
-              </w:rPr>
-              <w:t>Identification</w:t>
-            </w:r>
-          </w:p>
-        </w:tc>
-        <w:tc>
-          <w:tcPr>
-            <w:tcW w:type="dxa" w:w="1531"/>
-          </w:tcPr>
-          <w:p>
-            <w:r>
-              <w:rPr>
-                <w:b/>
-                <w:i w:val="0"/>
-                <w:color w:val="16A34A"/>
-                <w:sz w:val="16"/>
-              </w:rPr>
-              <w:t>—</w:t>
-            </w:r>
-          </w:p>
-        </w:tc>
-        <w:tc>
-          <w:tcPr>
-            <w:tcW w:type="dxa" w:w="1191"/>
-          </w:tcPr>
-          <w:p>
-            <w:r>
-              <w:rPr>
-                <w:b w:val="0"/>
-                <w:i w:val="0"/>
-                <w:color w:val="64748B"/>
-                <w:sz w:val="16"/>
-              </w:rPr>
-              <w:t>GT-CQ</w:t>
-            </w:r>
-          </w:p>
-        </w:tc>
-        <w:tc>
-          <w:tcPr>
-            <w:tcW w:type="dxa" w:w="4706"/>
-          </w:tcPr>
-          <w:p>
-            <w:r>
-              <w:rPr>
-                <w:b w:val="0"/>
-                <w:i w:val="0"/>
-                <w:sz w:val="17"/>
-              </w:rPr>
-              <w:t>L'adresse ou la localisation du ménage doit être bien renseignée, ne doit pas contenir des numéros de téléphone et elle semble courte pour être une adresse.</w:t>
-            </w:r>
-          </w:p>
-        </w:tc>
-      </w:tr>
-      <w:tr>
-        <w:tc>
-          <w:tcPr>
-            <w:tcW w:type="dxa" w:w="964"/>
-          </w:tcPr>
-          <w:p>
-            <w:r>
-              <w:rPr>
-                <w:b/>
-                <w:i w:val="0"/>
-                <w:color w:val="EA580C"/>
-                <w:sz w:val="16"/>
-              </w:rPr>
-              <w:t>Moyenne</w:t>
-            </w:r>
-          </w:p>
-        </w:tc>
-        <w:tc>
-          <w:tcPr>
-            <w:tcW w:type="dxa" w:w="1247"/>
-          </w:tcPr>
-          <w:p>
-            <w:r>
-              <w:rPr>
-                <w:b/>
-                <w:i w:val="0"/>
-                <w:sz w:val="16"/>
-              </w:rPr>
-              <w:t>S00</w:t>
-              <w:br/>
-            </w:r>
-            <w:r>
-              <w:rPr>
-                <w:b w:val="0"/>
-                <w:i w:val="0"/>
-                <w:color w:val="64748B"/>
-                <w:sz w:val="14"/>
-              </w:rPr>
-              <w:t>Identification</w:t>
-            </w:r>
-          </w:p>
-        </w:tc>
-        <w:tc>
-          <w:tcPr>
-            <w:tcW w:type="dxa" w:w="1531"/>
-          </w:tcPr>
-          <w:p>
-            <w:r>
-              <w:rPr>
-                <w:b/>
-                <w:i w:val="0"/>
-                <w:color w:val="16A34A"/>
-                <w:sz w:val="16"/>
-              </w:rPr>
-              <w:t>—</w:t>
-            </w:r>
-          </w:p>
-        </w:tc>
-        <w:tc>
-          <w:tcPr>
-            <w:tcW w:type="dxa" w:w="1191"/>
-          </w:tcPr>
-          <w:p>
-            <w:r>
-              <w:rPr>
-                <w:b w:val="0"/>
-                <w:i w:val="0"/>
-                <w:color w:val="64748B"/>
-                <w:sz w:val="16"/>
-              </w:rPr>
-              <w:t>GT-CQ</w:t>
-            </w:r>
-          </w:p>
-        </w:tc>
-        <w:tc>
-          <w:tcPr>
-            <w:tcW w:type="dxa" w:w="4706"/>
-          </w:tcPr>
-          <w:p>
-            <w:r>
-              <w:rPr>
-                <w:b w:val="0"/>
-                <w:i w:val="0"/>
-                <w:sz w:val="17"/>
-              </w:rPr>
-              <w:t>Prière de renseigner la bonne adresse.</w:t>
-            </w:r>
-          </w:p>
-        </w:tc>
-      </w:tr>
-      <w:tr>
-        <w:tc>
-          <w:tcPr>
-            <w:tcW w:type="dxa" w:w="964"/>
-          </w:tcPr>
-          <w:p>
-            <w:r>
-              <w:rPr>
-                <w:b/>
-                <w:i w:val="0"/>
-                <w:color w:val="EA580C"/>
-                <w:sz w:val="16"/>
-              </w:rPr>
-              <w:t>Moyenne</w:t>
-            </w:r>
-          </w:p>
-        </w:tc>
-        <w:tc>
-          <w:tcPr>
-            <w:tcW w:type="dxa" w:w="1247"/>
-          </w:tcPr>
-          <w:p>
-            <w:r>
-              <w:rPr>
-                <w:b/>
-                <w:i w:val="0"/>
-                <w:sz w:val="16"/>
-              </w:rPr>
-              <w:t>S01</w:t>
-              <w:br/>
-            </w:r>
-            <w:r>
-              <w:rPr>
-                <w:b w:val="0"/>
-                <w:i w:val="0"/>
-                <w:color w:val="64748B"/>
-                <w:sz w:val="14"/>
-              </w:rPr>
-              <w:t>Démographie</w:t>
-            </w:r>
-          </w:p>
-        </w:tc>
-        <w:tc>
-          <w:tcPr>
-            <w:tcW w:type="dxa" w:w="1531"/>
-          </w:tcPr>
-          <w:p>
-            <w:r>
-              <w:rPr>
-                <w:b/>
-                <w:i w:val="0"/>
-                <w:color w:val="16A34A"/>
-                <w:sz w:val="16"/>
-              </w:rPr>
-              <w:t>s01q23, s01q00b, s01q23_autre</w:t>
-            </w:r>
-          </w:p>
-        </w:tc>
-        <w:tc>
-          <w:tcPr>
-            <w:tcW w:type="dxa" w:w="1191"/>
-          </w:tcPr>
-          <w:p>
-            <w:r>
-              <w:rPr>
-                <w:b w:val="0"/>
-                <w:i w:val="0"/>
-                <w:color w:val="64748B"/>
-                <w:sz w:val="16"/>
-              </w:rPr>
-              <w:t>GT-CQ</w:t>
-            </w:r>
-          </w:p>
-        </w:tc>
-        <w:tc>
-          <w:tcPr>
-            <w:tcW w:type="dxa" w:w="4706"/>
-          </w:tcPr>
-          <w:p>
-            <w:r>
-              <w:rPr>
-                <w:b w:val="0"/>
-                <w:i w:val="0"/>
-                <w:sz w:val="17"/>
-              </w:rPr>
-              <w:t>L'utilisations de l'internet  de AWA SIDIBE est Jeux et semble exister dans les modalités, prière de prendre attache avec le QG pour plus d'explication afin de la classer bien.</w:t>
-            </w:r>
-          </w:p>
-        </w:tc>
-      </w:tr>
-      <w:tr>
-        <w:tc>
-          <w:tcPr>
-            <w:tcW w:type="dxa" w:w="964"/>
-          </w:tcPr>
-          <w:p>
-            <w:r>
-              <w:rPr>
-                <w:b/>
-                <w:i w:val="0"/>
-                <w:color w:val="EA580C"/>
-                <w:sz w:val="16"/>
-              </w:rPr>
-              <w:t>Moyenne</w:t>
-            </w:r>
-          </w:p>
-        </w:tc>
-        <w:tc>
-          <w:tcPr>
-            <w:tcW w:type="dxa" w:w="1247"/>
-          </w:tcPr>
-          <w:p>
-            <w:r>
-              <w:rPr>
-                <w:b/>
-                <w:i w:val="0"/>
-                <w:sz w:val="16"/>
-              </w:rPr>
-              <w:t>S01</w:t>
-              <w:br/>
-            </w:r>
-            <w:r>
-              <w:rPr>
-                <w:b w:val="0"/>
-                <w:i w:val="0"/>
-                <w:color w:val="64748B"/>
-                <w:sz w:val="14"/>
-              </w:rPr>
-              <w:t>Démographie</w:t>
-            </w:r>
-          </w:p>
-        </w:tc>
-        <w:tc>
-          <w:tcPr>
-            <w:tcW w:type="dxa" w:w="1531"/>
-          </w:tcPr>
-          <w:p>
-            <w:r>
-              <w:rPr>
-                <w:b/>
-                <w:i w:val="0"/>
-                <w:color w:val="16A34A"/>
-                <w:sz w:val="16"/>
-              </w:rPr>
-              <w:t>s01q23, s01q00b, s01q23_autre</w:t>
-            </w:r>
-          </w:p>
-        </w:tc>
-        <w:tc>
-          <w:tcPr>
-            <w:tcW w:type="dxa" w:w="1191"/>
-          </w:tcPr>
-          <w:p>
-            <w:r>
-              <w:rPr>
-                <w:b w:val="0"/>
-                <w:i w:val="0"/>
-                <w:color w:val="64748B"/>
-                <w:sz w:val="16"/>
-              </w:rPr>
-              <w:t>GT-CQ</w:t>
-            </w:r>
-          </w:p>
-        </w:tc>
-        <w:tc>
-          <w:tcPr>
-            <w:tcW w:type="dxa" w:w="4706"/>
-          </w:tcPr>
-          <w:p>
-            <w:r>
-              <w:rPr>
-                <w:b w:val="0"/>
-                <w:i w:val="0"/>
-                <w:sz w:val="17"/>
-              </w:rPr>
-              <w:t>L'utilisations de l'internet  de MARIAMA 2 SIDIBE est Jeux et semble exister dans les modalités, prière de prendre attache avec le QG pour plus d'explication afin de la classer bien.</w:t>
-            </w:r>
-          </w:p>
-        </w:tc>
-      </w:tr>
-      <w:tr>
-        <w:tc>
-          <w:tcPr>
-            <w:tcW w:type="dxa" w:w="964"/>
-          </w:tcPr>
-          <w:p>
-            <w:r>
-              <w:rPr>
-                <w:b/>
-                <w:i w:val="0"/>
-                <w:color w:val="EA580C"/>
-                <w:sz w:val="16"/>
-              </w:rPr>
-              <w:t>Moyenne</w:t>
-            </w:r>
-          </w:p>
-        </w:tc>
-        <w:tc>
-          <w:tcPr>
-            <w:tcW w:type="dxa" w:w="1247"/>
-          </w:tcPr>
-          <w:p>
-            <w:r>
-              <w:rPr>
-                <w:b/>
-                <w:i w:val="0"/>
-                <w:sz w:val="16"/>
-              </w:rPr>
-              <w:t>S01</w:t>
-              <w:br/>
-            </w:r>
-            <w:r>
-              <w:rPr>
-                <w:b w:val="0"/>
-                <w:i w:val="0"/>
-                <w:color w:val="64748B"/>
-                <w:sz w:val="14"/>
-              </w:rPr>
-              <w:t>Démographie</w:t>
-            </w:r>
-          </w:p>
-        </w:tc>
-        <w:tc>
-          <w:tcPr>
-            <w:tcW w:type="dxa" w:w="1531"/>
-          </w:tcPr>
-          <w:p>
-            <w:r>
-              <w:rPr>
-                <w:b/>
-                <w:i w:val="0"/>
-                <w:color w:val="16A34A"/>
-                <w:sz w:val="16"/>
-              </w:rPr>
-              <w:t>—</w:t>
-            </w:r>
-          </w:p>
-        </w:tc>
-        <w:tc>
-          <w:tcPr>
-            <w:tcW w:type="dxa" w:w="1191"/>
-          </w:tcPr>
-          <w:p>
-            <w:r>
-              <w:rPr>
-                <w:b w:val="0"/>
-                <w:i w:val="0"/>
-                <w:color w:val="64748B"/>
-                <w:sz w:val="16"/>
-              </w:rPr>
-              <w:t>GT-CQ</w:t>
-            </w:r>
-          </w:p>
-        </w:tc>
-        <w:tc>
-          <w:tcPr>
-            <w:tcW w:type="dxa" w:w="4706"/>
-          </w:tcPr>
-          <w:p>
-            <w:r>
-              <w:rPr>
-                <w:b w:val="0"/>
-                <w:i w:val="0"/>
-                <w:sz w:val="17"/>
-              </w:rPr>
-              <w:t>Prière de verifier l'information donnée par MATAR SIDIBE ou corriger au niveau de la section 1.</w:t>
-            </w:r>
-          </w:p>
-        </w:tc>
-      </w:tr>
-      <w:tr>
-        <w:tc>
-          <w:tcPr>
-            <w:tcW w:type="dxa" w:w="964"/>
-          </w:tcPr>
-          <w:p>
-            <w:r>
-              <w:rPr>
-                <w:b/>
-                <w:i w:val="0"/>
-                <w:color w:val="EA580C"/>
-                <w:sz w:val="16"/>
-              </w:rPr>
-              <w:t>Moyenne</w:t>
-            </w:r>
-          </w:p>
-        </w:tc>
-        <w:tc>
-          <w:tcPr>
-            <w:tcW w:type="dxa" w:w="1247"/>
-          </w:tcPr>
-          <w:p>
-            <w:r>
-              <w:rPr>
-                <w:b/>
-                <w:i w:val="0"/>
-                <w:sz w:val="16"/>
-              </w:rPr>
-              <w:t>S01</w:t>
-              <w:br/>
-            </w:r>
-            <w:r>
-              <w:rPr>
-                <w:b w:val="0"/>
-                <w:i w:val="0"/>
-                <w:color w:val="64748B"/>
-                <w:sz w:val="14"/>
-              </w:rPr>
-              <w:t>Démographie</w:t>
-            </w:r>
-          </w:p>
-        </w:tc>
-        <w:tc>
-          <w:tcPr>
-            <w:tcW w:type="dxa" w:w="1531"/>
-          </w:tcPr>
-          <w:p>
-            <w:r>
-              <w:rPr>
-                <w:b/>
-                <w:i w:val="0"/>
-                <w:color w:val="16A34A"/>
-                <w:sz w:val="16"/>
-              </w:rPr>
-              <w:t>s01q23, s01q00b, s01q23_autre</w:t>
-            </w:r>
-          </w:p>
-        </w:tc>
-        <w:tc>
-          <w:tcPr>
-            <w:tcW w:type="dxa" w:w="1191"/>
-          </w:tcPr>
-          <w:p>
-            <w:r>
-              <w:rPr>
-                <w:b w:val="0"/>
-                <w:i w:val="0"/>
-                <w:color w:val="64748B"/>
-                <w:sz w:val="16"/>
-              </w:rPr>
-              <w:t>GT-CQ</w:t>
-            </w:r>
-          </w:p>
-        </w:tc>
-        <w:tc>
-          <w:tcPr>
-            <w:tcW w:type="dxa" w:w="4706"/>
-          </w:tcPr>
-          <w:p>
-            <w:r>
-              <w:rPr>
-                <w:b w:val="0"/>
-                <w:i w:val="0"/>
-                <w:sz w:val="17"/>
-              </w:rPr>
-              <w:t>L'utilisations de l'internet  de ATAP SIDIBE est jeux et semble exister dans les modalités, prière de prendre attache avec le QG pour plus d'explication afin de la classer bien.</w:t>
-            </w:r>
-          </w:p>
-        </w:tc>
-      </w:tr>
-      <w:tr>
-        <w:tc>
-          <w:tcPr>
-            <w:tcW w:type="dxa" w:w="964"/>
-          </w:tcPr>
-          <w:p>
-            <w:r>
-              <w:rPr>
-                <w:b/>
-                <w:i w:val="0"/>
-                <w:color w:val="EA580C"/>
-                <w:sz w:val="16"/>
-              </w:rPr>
-              <w:t>Moyenne</w:t>
-            </w:r>
-          </w:p>
-        </w:tc>
-        <w:tc>
-          <w:tcPr>
-            <w:tcW w:type="dxa" w:w="1247"/>
-          </w:tcPr>
-          <w:p>
-            <w:r>
-              <w:rPr>
-                <w:b/>
-                <w:i w:val="0"/>
-                <w:sz w:val="16"/>
-              </w:rPr>
-              <w:t>S01</w:t>
-              <w:br/>
-            </w:r>
-            <w:r>
-              <w:rPr>
-                <w:b w:val="0"/>
-                <w:i w:val="0"/>
-                <w:color w:val="64748B"/>
-                <w:sz w:val="14"/>
-              </w:rPr>
-              <w:t>Démographie</w:t>
-            </w:r>
-          </w:p>
-        </w:tc>
-        <w:tc>
-          <w:tcPr>
-            <w:tcW w:type="dxa" w:w="1531"/>
-          </w:tcPr>
-          <w:p>
-            <w:r>
-              <w:rPr>
-                <w:b/>
-                <w:i w:val="0"/>
-                <w:color w:val="16A34A"/>
-                <w:sz w:val="16"/>
-              </w:rPr>
-              <w:t>s01q23, s01q00b, s01q23_autre</w:t>
-            </w:r>
-          </w:p>
-        </w:tc>
-        <w:tc>
-          <w:tcPr>
-            <w:tcW w:type="dxa" w:w="1191"/>
-          </w:tcPr>
-          <w:p>
-            <w:r>
-              <w:rPr>
-                <w:b w:val="0"/>
-                <w:i w:val="0"/>
-                <w:color w:val="64748B"/>
-                <w:sz w:val="16"/>
-              </w:rPr>
-              <w:t>GT-CQ</w:t>
-            </w:r>
-          </w:p>
-        </w:tc>
-        <w:tc>
-          <w:tcPr>
-            <w:tcW w:type="dxa" w:w="4706"/>
-          </w:tcPr>
-          <w:p>
-            <w:r>
-              <w:rPr>
-                <w:b w:val="0"/>
-                <w:i w:val="0"/>
-                <w:sz w:val="17"/>
-              </w:rPr>
-              <w:t>L'utilisations de l'internet  de MARIAMA SIDIBE est jeux et semble exister dans les modalités, prière de prendre attache avec le QG pour plus d'explication afin de la classer bien.</w:t>
-            </w:r>
-          </w:p>
-        </w:tc>
-      </w:tr>
-      <w:tr>
-        <w:tc>
-          <w:tcPr>
-            <w:tcW w:type="dxa" w:w="964"/>
-          </w:tcPr>
-          <w:p>
-            <w:r>
-              <w:rPr>
-                <w:b/>
-                <w:i w:val="0"/>
-                <w:color w:val="EA580C"/>
-                <w:sz w:val="16"/>
-              </w:rPr>
-              <w:t>Moyenne</w:t>
-            </w:r>
-          </w:p>
-        </w:tc>
-        <w:tc>
-          <w:tcPr>
-            <w:tcW w:type="dxa" w:w="1247"/>
-          </w:tcPr>
-          <w:p>
-            <w:r>
-              <w:rPr>
-                <w:b/>
-                <w:i w:val="0"/>
-                <w:sz w:val="16"/>
-              </w:rPr>
-              <w:t>S01</w:t>
-              <w:br/>
-            </w:r>
-            <w:r>
-              <w:rPr>
-                <w:b w:val="0"/>
-                <w:i w:val="0"/>
-                <w:color w:val="64748B"/>
-                <w:sz w:val="14"/>
-              </w:rPr>
-              <w:t>Démographie</w:t>
-            </w:r>
-          </w:p>
-        </w:tc>
-        <w:tc>
-          <w:tcPr>
-            <w:tcW w:type="dxa" w:w="1531"/>
-          </w:tcPr>
-          <w:p>
-            <w:r>
-              <w:rPr>
-                <w:b/>
-                <w:i w:val="0"/>
-                <w:color w:val="16A34A"/>
-                <w:sz w:val="16"/>
-              </w:rPr>
-              <w:t>s01q23, s01q00b, s01q23_autre</w:t>
-            </w:r>
-          </w:p>
-        </w:tc>
-        <w:tc>
-          <w:tcPr>
-            <w:tcW w:type="dxa" w:w="1191"/>
-          </w:tcPr>
-          <w:p>
-            <w:r>
-              <w:rPr>
-                <w:b w:val="0"/>
-                <w:i w:val="0"/>
-                <w:color w:val="64748B"/>
-                <w:sz w:val="16"/>
-              </w:rPr>
-              <w:t>GT-CQ</w:t>
-            </w:r>
-          </w:p>
-        </w:tc>
-        <w:tc>
-          <w:tcPr>
-            <w:tcW w:type="dxa" w:w="4706"/>
-          </w:tcPr>
-          <w:p>
-            <w:r>
-              <w:rPr>
-                <w:b w:val="0"/>
-                <w:i w:val="0"/>
-                <w:sz w:val="17"/>
-              </w:rPr>
-              <w:t>L'utilisations de l'internet  de SADIO SIDIBE est jeux et semble exister dans les modalités, prière de prendre attache avec le QG pour plus d'explication afin de la classer bien.</w:t>
-            </w:r>
-          </w:p>
-        </w:tc>
-      </w:tr>
-      <w:tr>
-        <w:tc>
-          <w:tcPr>
-            <w:tcW w:type="dxa" w:w="964"/>
-          </w:tcPr>
-          <w:p>
-            <w:r>
-              <w:rPr>
-                <w:b/>
-                <w:i w:val="0"/>
-                <w:color w:val="EA580C"/>
-                <w:sz w:val="16"/>
-              </w:rPr>
-              <w:t>Moyenne</w:t>
-            </w:r>
-          </w:p>
-        </w:tc>
-        <w:tc>
-          <w:tcPr>
-            <w:tcW w:type="dxa" w:w="1247"/>
-          </w:tcPr>
-          <w:p>
-            <w:r>
-              <w:rPr>
-                <w:b/>
-                <w:i w:val="0"/>
-                <w:sz w:val="16"/>
-              </w:rPr>
-              <w:t>S01</w:t>
-              <w:br/>
-            </w:r>
-            <w:r>
-              <w:rPr>
-                <w:b w:val="0"/>
-                <w:i w:val="0"/>
-                <w:color w:val="64748B"/>
-                <w:sz w:val="14"/>
-              </w:rPr>
-              <w:t>Démographie</w:t>
-            </w:r>
-          </w:p>
-        </w:tc>
-        <w:tc>
-          <w:tcPr>
-            <w:tcW w:type="dxa" w:w="1531"/>
-          </w:tcPr>
-          <w:p>
-            <w:r>
-              <w:rPr>
-                <w:b/>
-                <w:i w:val="0"/>
-                <w:color w:val="16A34A"/>
-                <w:sz w:val="16"/>
-              </w:rPr>
-              <w:t>s01q10_1</w:t>
-            </w:r>
-          </w:p>
-        </w:tc>
-        <w:tc>
-          <w:tcPr>
-            <w:tcW w:type="dxa" w:w="1191"/>
-          </w:tcPr>
-          <w:p>
-            <w:r>
-              <w:rPr>
-                <w:b w:val="0"/>
-                <w:i w:val="0"/>
-                <w:color w:val="64748B"/>
-                <w:sz w:val="16"/>
-              </w:rPr>
-              <w:t>GT-CQ</w:t>
-            </w:r>
-          </w:p>
-        </w:tc>
-        <w:tc>
-          <w:tcPr>
-            <w:tcW w:type="dxa" w:w="4706"/>
-          </w:tcPr>
-          <w:p>
-            <w:r>
-              <w:rPr>
-                <w:b w:val="0"/>
-                <w:i w:val="0"/>
-                <w:sz w:val="17"/>
-              </w:rPr>
-              <w:t>La taille du ménage lors de l'enquête principale (14) de ce ménage est inférieur à la taille du denombrement (17), prière de fournir des explications concrètes ou aller revisiter le ménage.</w:t>
-            </w:r>
-          </w:p>
-        </w:tc>
-      </w:tr>
-      <w:tr>
-        <w:tc>
-          <w:tcPr>
-            <w:tcW w:type="dxa" w:w="964"/>
-          </w:tcPr>
-          <w:p>
-            <w:r>
-              <w:rPr>
-                <w:b/>
-                <w:i w:val="0"/>
-                <w:color w:val="EA580C"/>
-                <w:sz w:val="16"/>
-              </w:rPr>
-              <w:t>Moyenne</w:t>
-            </w:r>
-          </w:p>
-        </w:tc>
-        <w:tc>
-          <w:tcPr>
-            <w:tcW w:type="dxa" w:w="1247"/>
-          </w:tcPr>
-          <w:p>
-            <w:r>
-              <w:rPr>
-                <w:b/>
-                <w:i w:val="0"/>
-                <w:sz w:val="16"/>
-              </w:rPr>
-              <w:t>S02</w:t>
-              <w:br/>
-            </w:r>
-            <w:r>
-              <w:rPr>
-                <w:b w:val="0"/>
-                <w:i w:val="0"/>
-                <w:color w:val="64748B"/>
-                <w:sz w:val="14"/>
-              </w:rPr>
-              <w:t>Éducation</w:t>
-            </w:r>
-          </w:p>
-        </w:tc>
-        <w:tc>
-          <w:tcPr>
-            <w:tcW w:type="dxa" w:w="1531"/>
-          </w:tcPr>
-          <w:p>
-            <w:r>
-              <w:rPr>
-                <w:b/>
-                <w:i w:val="0"/>
-                <w:color w:val="16A34A"/>
-                <w:sz w:val="16"/>
-              </w:rPr>
-              <w:t>—</w:t>
-            </w:r>
-          </w:p>
-        </w:tc>
-        <w:tc>
-          <w:tcPr>
-            <w:tcW w:type="dxa" w:w="1191"/>
-          </w:tcPr>
-          <w:p>
-            <w:r>
-              <w:rPr>
-                <w:b w:val="0"/>
-                <w:i w:val="0"/>
-                <w:color w:val="64748B"/>
-                <w:sz w:val="16"/>
-              </w:rPr>
-              <w:t>GT-CQ</w:t>
-            </w:r>
-          </w:p>
-        </w:tc>
-        <w:tc>
-          <w:tcPr>
-            <w:tcW w:type="dxa" w:w="4706"/>
-          </w:tcPr>
-          <w:p>
-            <w:r>
-              <w:rPr>
-                <w:b w:val="0"/>
-                <w:i w:val="0"/>
-                <w:sz w:val="17"/>
-              </w:rPr>
-              <w:t>veuillez, s'il vous plait, confirmer la cotisation ( 4000 FCFA) payée de MOUSTAPHA SIDIBE avec le QG ou apporter les corrections nécessaires.</w:t>
-            </w:r>
-          </w:p>
-        </w:tc>
-      </w:tr>
-      <w:tr>
-        <w:tc>
-          <w:tcPr>
-            <w:tcW w:type="dxa" w:w="964"/>
-          </w:tcPr>
-          <w:p>
-            <w:r>
-              <w:rPr>
-                <w:b/>
-                <w:i w:val="0"/>
-                <w:color w:val="EA580C"/>
-                <w:sz w:val="16"/>
-              </w:rPr>
-              <w:t>Moyenne</w:t>
-            </w:r>
-          </w:p>
-        </w:tc>
-        <w:tc>
-          <w:tcPr>
-            <w:tcW w:type="dxa" w:w="1247"/>
-          </w:tcPr>
-          <w:p>
-            <w:r>
-              <w:rPr>
-                <w:b/>
-                <w:i w:val="0"/>
-                <w:sz w:val="16"/>
-              </w:rPr>
-              <w:t>S02</w:t>
-              <w:br/>
-            </w:r>
-            <w:r>
-              <w:rPr>
-                <w:b w:val="0"/>
-                <w:i w:val="0"/>
-                <w:color w:val="64748B"/>
-                <w:sz w:val="14"/>
-              </w:rPr>
-              <w:t>Éducation</w:t>
-            </w:r>
-          </w:p>
-        </w:tc>
-        <w:tc>
-          <w:tcPr>
-            <w:tcW w:type="dxa" w:w="1531"/>
-          </w:tcPr>
-          <w:p>
-            <w:r>
-              <w:rPr>
-                <w:b/>
-                <w:i w:val="0"/>
-                <w:color w:val="16A34A"/>
-                <w:sz w:val="16"/>
-              </w:rPr>
-              <w:t>s01q63, s00q04, s02q25, s01q00b, s02q17_2, s02q15_2</w:t>
-            </w:r>
-          </w:p>
-        </w:tc>
-        <w:tc>
-          <w:tcPr>
-            <w:tcW w:type="dxa" w:w="1191"/>
-          </w:tcPr>
-          <w:p>
-            <w:r>
-              <w:rPr>
-                <w:b w:val="0"/>
-                <w:i w:val="0"/>
-                <w:color w:val="64748B"/>
-                <w:sz w:val="16"/>
-              </w:rPr>
-              <w:t>GT-CQ</w:t>
-            </w:r>
-          </w:p>
-        </w:tc>
-        <w:tc>
-          <w:tcPr>
-            <w:tcW w:type="dxa" w:w="4706"/>
-          </w:tcPr>
-          <w:p>
-            <w:r>
-              <w:rPr>
-                <w:b w:val="0"/>
-                <w:i w:val="0"/>
-                <w:sz w:val="17"/>
-              </w:rPr>
-              <w:t>Dans les milieux urbains c'est peu probable de voir une école dont les élèves ou étudiants ne dépensent pas en frais d'uniformes, prière de verifier pour MOUSTAPHA SIDIBE qui fréquente 5ème année de Primaire et corriger ou confirmer avec le QG.</w:t>
-            </w:r>
-          </w:p>
-        </w:tc>
-      </w:tr>
-      <w:tr>
-        <w:tc>
-          <w:tcPr>
-            <w:tcW w:type="dxa" w:w="964"/>
-          </w:tcPr>
-          <w:p>
-            <w:r>
-              <w:rPr>
-                <w:b/>
-                <w:i w:val="0"/>
-                <w:color w:val="EA580C"/>
-                <w:sz w:val="16"/>
-              </w:rPr>
-              <w:t>Moyenne</w:t>
-            </w:r>
-          </w:p>
-        </w:tc>
-        <w:tc>
-          <w:tcPr>
-            <w:tcW w:type="dxa" w:w="1247"/>
-          </w:tcPr>
-          <w:p>
-            <w:r>
-              <w:rPr>
-                <w:b/>
-                <w:i w:val="0"/>
-                <w:sz w:val="16"/>
-              </w:rPr>
-              <w:t>S02</w:t>
-              <w:br/>
-            </w:r>
-            <w:r>
-              <w:rPr>
-                <w:b w:val="0"/>
-                <w:i w:val="0"/>
-                <w:color w:val="64748B"/>
-                <w:sz w:val="14"/>
-              </w:rPr>
-              <w:t>Éducation</w:t>
-            </w:r>
-          </w:p>
-        </w:tc>
-        <w:tc>
-          <w:tcPr>
-            <w:tcW w:type="dxa" w:w="1531"/>
-          </w:tcPr>
-          <w:p>
-            <w:r>
-              <w:rPr>
-                <w:b/>
-                <w:i w:val="0"/>
-                <w:color w:val="16A34A"/>
-                <w:sz w:val="16"/>
-              </w:rPr>
-              <w:t>—</w:t>
-            </w:r>
-          </w:p>
-        </w:tc>
-        <w:tc>
-          <w:tcPr>
-            <w:tcW w:type="dxa" w:w="1191"/>
-          </w:tcPr>
-          <w:p>
-            <w:r>
-              <w:rPr>
-                <w:b w:val="0"/>
-                <w:i w:val="0"/>
-                <w:color w:val="64748B"/>
-                <w:sz w:val="16"/>
-              </w:rPr>
-              <w:t>GT-CQ</w:t>
-            </w:r>
-          </w:p>
-        </w:tc>
-        <w:tc>
-          <w:tcPr>
-            <w:tcW w:type="dxa" w:w="4706"/>
-          </w:tcPr>
-          <w:p>
-            <w:r>
-              <w:rPr>
-                <w:b w:val="0"/>
-                <w:i w:val="0"/>
-                <w:sz w:val="17"/>
-              </w:rPr>
-              <w:t>Attention ! Le frais de scolarité (80500 Fcfa) de MOUSTAPHA SIDIBE en 5ème année de Primaire est relativement élevé par rapport aux autres frais de scolarités observés dans cette zone.</w:t>
-            </w:r>
-          </w:p>
-        </w:tc>
-      </w:tr>
-      <w:tr>
-        <w:tc>
-          <w:tcPr>
-            <w:tcW w:type="dxa" w:w="964"/>
-          </w:tcPr>
-          <w:p>
-            <w:r>
-              <w:rPr>
-                <w:b/>
-                <w:i w:val="0"/>
-                <w:color w:val="EA580C"/>
-                <w:sz w:val="16"/>
-              </w:rPr>
-              <w:t>Moyenne</w:t>
-            </w:r>
-          </w:p>
-        </w:tc>
-        <w:tc>
-          <w:tcPr>
-            <w:tcW w:type="dxa" w:w="1247"/>
-          </w:tcPr>
-          <w:p>
-            <w:r>
-              <w:rPr>
-                <w:b/>
-                <w:i w:val="0"/>
-                <w:sz w:val="16"/>
-              </w:rPr>
-              <w:t>S02</w:t>
-              <w:br/>
-            </w:r>
-            <w:r>
-              <w:rPr>
-                <w:b w:val="0"/>
-                <w:i w:val="0"/>
-                <w:color w:val="64748B"/>
-                <w:sz w:val="14"/>
-              </w:rPr>
-              <w:t>Éducation</w:t>
-            </w:r>
-          </w:p>
-        </w:tc>
-        <w:tc>
-          <w:tcPr>
-            <w:tcW w:type="dxa" w:w="1531"/>
-          </w:tcPr>
-          <w:p>
-            <w:r>
-              <w:rPr>
-                <w:b/>
-                <w:i w:val="0"/>
-                <w:color w:val="16A34A"/>
-                <w:sz w:val="16"/>
-              </w:rPr>
-              <w:t>—</w:t>
-            </w:r>
-          </w:p>
-        </w:tc>
-        <w:tc>
-          <w:tcPr>
-            <w:tcW w:type="dxa" w:w="1191"/>
-          </w:tcPr>
-          <w:p>
-            <w:r>
-              <w:rPr>
-                <w:b w:val="0"/>
-                <w:i w:val="0"/>
-                <w:color w:val="64748B"/>
-                <w:sz w:val="16"/>
-              </w:rPr>
-              <w:t>GT-CQ</w:t>
-            </w:r>
-          </w:p>
-        </w:tc>
-        <w:tc>
-          <w:tcPr>
-            <w:tcW w:type="dxa" w:w="4706"/>
-          </w:tcPr>
-          <w:p>
-            <w:r>
-              <w:rPr>
-                <w:b w:val="0"/>
-                <w:i w:val="0"/>
-                <w:sz w:val="17"/>
-              </w:rPr>
-              <w:t>Prière de corriger ou de confirmer avec le QG.</w:t>
-            </w:r>
-          </w:p>
-        </w:tc>
-      </w:tr>
-      <w:tr>
-        <w:tc>
-          <w:tcPr>
-            <w:tcW w:type="dxa" w:w="964"/>
-          </w:tcPr>
-          <w:p>
-            <w:r>
-              <w:rPr>
-                <w:b/>
-                <w:i w:val="0"/>
-                <w:color w:val="EA580C"/>
-                <w:sz w:val="16"/>
-              </w:rPr>
-              <w:t>Moyenne</w:t>
-            </w:r>
-          </w:p>
-        </w:tc>
-        <w:tc>
-          <w:tcPr>
-            <w:tcW w:type="dxa" w:w="1247"/>
-          </w:tcPr>
-          <w:p>
-            <w:r>
-              <w:rPr>
-                <w:b/>
-                <w:i w:val="0"/>
-                <w:sz w:val="16"/>
-              </w:rPr>
-              <w:t>S02</w:t>
-              <w:br/>
-            </w:r>
-            <w:r>
-              <w:rPr>
-                <w:b w:val="0"/>
-                <w:i w:val="0"/>
-                <w:color w:val="64748B"/>
-                <w:sz w:val="14"/>
-              </w:rPr>
-              <w:t>Éducation</w:t>
-            </w:r>
-          </w:p>
-        </w:tc>
-        <w:tc>
-          <w:tcPr>
-            <w:tcW w:type="dxa" w:w="1531"/>
-          </w:tcPr>
-          <w:p>
-            <w:r>
-              <w:rPr>
-                <w:b/>
-                <w:i w:val="0"/>
-                <w:color w:val="16A34A"/>
-                <w:sz w:val="16"/>
-              </w:rPr>
-              <w:t>—</w:t>
-            </w:r>
-          </w:p>
-        </w:tc>
-        <w:tc>
-          <w:tcPr>
-            <w:tcW w:type="dxa" w:w="1191"/>
-          </w:tcPr>
-          <w:p>
-            <w:r>
-              <w:rPr>
-                <w:b w:val="0"/>
-                <w:i w:val="0"/>
-                <w:color w:val="64748B"/>
-                <w:sz w:val="16"/>
-              </w:rPr>
-              <w:t>GT-CQ</w:t>
-            </w:r>
-          </w:p>
-        </w:tc>
-        <w:tc>
-          <w:tcPr>
-            <w:tcW w:type="dxa" w:w="4706"/>
-          </w:tcPr>
-          <w:p>
-            <w:r>
-              <w:rPr>
-                <w:b w:val="0"/>
-                <w:i w:val="0"/>
-                <w:sz w:val="17"/>
-              </w:rPr>
               <w:t>Attention ! Le frais de cotisation (4000 Fcfa) de MOUSTAPHA SIDIBE en 5ème année de Primaire est relativement élevé par rapport aux autres frais de cotisation observés dans cette zone.</w:t>
-            </w:r>
-          </w:p>
-        </w:tc>
-      </w:tr>
-      <w:tr>
-        <w:tc>
-          <w:tcPr>
-            <w:tcW w:type="dxa" w:w="964"/>
-          </w:tcPr>
-          <w:p>
-            <w:r>
-              <w:rPr>
-                <w:b/>
-                <w:i w:val="0"/>
-                <w:color w:val="EA580C"/>
-                <w:sz w:val="16"/>
-              </w:rPr>
-              <w:t>Moyenne</w:t>
-            </w:r>
-          </w:p>
-        </w:tc>
-        <w:tc>
-          <w:tcPr>
-            <w:tcW w:type="dxa" w:w="1247"/>
-          </w:tcPr>
-          <w:p>
-            <w:r>
-              <w:rPr>
-                <w:b/>
-                <w:i w:val="0"/>
-                <w:sz w:val="16"/>
-              </w:rPr>
-              <w:t>S02</w:t>
-              <w:br/>
-            </w:r>
-            <w:r>
-              <w:rPr>
-                <w:b w:val="0"/>
-                <w:i w:val="0"/>
-                <w:color w:val="64748B"/>
-                <w:sz w:val="14"/>
-              </w:rPr>
-              <w:t>Éducation</w:t>
-            </w:r>
-          </w:p>
-        </w:tc>
-        <w:tc>
-          <w:tcPr>
-            <w:tcW w:type="dxa" w:w="1531"/>
-          </w:tcPr>
-          <w:p>
-            <w:r>
-              <w:rPr>
-                <w:b/>
-                <w:i w:val="0"/>
-                <w:color w:val="16A34A"/>
-                <w:sz w:val="16"/>
-              </w:rPr>
-              <w:t>—</w:t>
-            </w:r>
-          </w:p>
-        </w:tc>
-        <w:tc>
-          <w:tcPr>
-            <w:tcW w:type="dxa" w:w="1191"/>
-          </w:tcPr>
-          <w:p>
-            <w:r>
-              <w:rPr>
-                <w:b w:val="0"/>
-                <w:i w:val="0"/>
-                <w:color w:val="64748B"/>
-                <w:sz w:val="16"/>
-              </w:rPr>
-              <w:t>GT-CQ</w:t>
-            </w:r>
-          </w:p>
-        </w:tc>
-        <w:tc>
-          <w:tcPr>
-            <w:tcW w:type="dxa" w:w="4706"/>
-          </w:tcPr>
-          <w:p>
-            <w:r>
-              <w:rPr>
-                <w:b w:val="0"/>
-                <w:i w:val="0"/>
-                <w:sz w:val="17"/>
-              </w:rPr>
-              <w:t>veuillez, s'il vous plait, confirmer les frais de scolarité ( 1000 FCFA) payée de AWA SIDIBE avec le QG ou apporter les corrections nécessaires.</w:t>
-            </w:r>
-          </w:p>
-        </w:tc>
-      </w:tr>
-      <w:tr>
-        <w:tc>
-          <w:tcPr>
-            <w:tcW w:type="dxa" w:w="964"/>
-          </w:tcPr>
-          <w:p>
-            <w:r>
-              <w:rPr>
-                <w:b/>
-                <w:i w:val="0"/>
-                <w:color w:val="EA580C"/>
-                <w:sz w:val="16"/>
-              </w:rPr>
-              <w:t>Moyenne</w:t>
-            </w:r>
-          </w:p>
-        </w:tc>
-        <w:tc>
-          <w:tcPr>
-            <w:tcW w:type="dxa" w:w="1247"/>
-          </w:tcPr>
-          <w:p>
-            <w:r>
-              <w:rPr>
-                <w:b/>
-                <w:i w:val="0"/>
-                <w:sz w:val="16"/>
-              </w:rPr>
-              <w:t>S02</w:t>
-              <w:br/>
-            </w:r>
-            <w:r>
-              <w:rPr>
-                <w:b w:val="0"/>
-                <w:i w:val="0"/>
-                <w:color w:val="64748B"/>
-                <w:sz w:val="14"/>
-              </w:rPr>
-              <w:t>Éducation</w:t>
-            </w:r>
-          </w:p>
-        </w:tc>
-        <w:tc>
-          <w:tcPr>
-            <w:tcW w:type="dxa" w:w="1531"/>
-          </w:tcPr>
-          <w:p>
-            <w:r>
-              <w:rPr>
-                <w:b/>
-                <w:i w:val="0"/>
-                <w:color w:val="16A34A"/>
-                <w:sz w:val="16"/>
-              </w:rPr>
-              <w:t>s01q63, s00q04, s02q25, s01q00b, s02q17_2, s02q15_2</w:t>
-            </w:r>
-          </w:p>
-        </w:tc>
-        <w:tc>
-          <w:tcPr>
-            <w:tcW w:type="dxa" w:w="1191"/>
-          </w:tcPr>
-          <w:p>
-            <w:r>
-              <w:rPr>
-                <w:b w:val="0"/>
-                <w:i w:val="0"/>
-                <w:color w:val="64748B"/>
-                <w:sz w:val="16"/>
-              </w:rPr>
-              <w:t>GT-CQ</w:t>
-            </w:r>
-          </w:p>
-        </w:tc>
-        <w:tc>
-          <w:tcPr>
-            <w:tcW w:type="dxa" w:w="4706"/>
-          </w:tcPr>
-          <w:p>
-            <w:r>
-              <w:rPr>
-                <w:b w:val="0"/>
-                <w:i w:val="0"/>
-                <w:sz w:val="17"/>
-              </w:rPr>
-              <w:t>Dans les milieux urbains c'est peu probable de voir une école dont les élèves ou étudiants ne dépensent pas en frais d'uniformes, prière de verifier pour AWA SIDIBE qui fréquente 5ème année de Primaire et corriger ou confirmer avec le QG.</w:t>
-            </w:r>
-          </w:p>
-        </w:tc>
-      </w:tr>
-      <w:tr>
-        <w:tc>
-          <w:tcPr>
-            <w:tcW w:type="dxa" w:w="964"/>
-          </w:tcPr>
-          <w:p>
-            <w:r>
-              <w:rPr>
-                <w:b/>
-                <w:i w:val="0"/>
-                <w:color w:val="EA580C"/>
-                <w:sz w:val="16"/>
-              </w:rPr>
-              <w:t>Moyenne</w:t>
-            </w:r>
-          </w:p>
-        </w:tc>
-        <w:tc>
-          <w:tcPr>
-            <w:tcW w:type="dxa" w:w="1247"/>
-          </w:tcPr>
-          <w:p>
-            <w:r>
-              <w:rPr>
-                <w:b/>
-                <w:i w:val="0"/>
-                <w:sz w:val="16"/>
-              </w:rPr>
-              <w:t>S02</w:t>
-              <w:br/>
-            </w:r>
-            <w:r>
-              <w:rPr>
-                <w:b w:val="0"/>
-                <w:i w:val="0"/>
-                <w:color w:val="64748B"/>
-                <w:sz w:val="14"/>
-              </w:rPr>
-              <w:t>Éducation</w:t>
-            </w:r>
-          </w:p>
-        </w:tc>
-        <w:tc>
-          <w:tcPr>
-            <w:tcW w:type="dxa" w:w="1531"/>
-          </w:tcPr>
-          <w:p>
-            <w:r>
-              <w:rPr>
-                <w:b/>
-                <w:i w:val="0"/>
-                <w:color w:val="16A34A"/>
-                <w:sz w:val="16"/>
-              </w:rPr>
-              <w:t>—</w:t>
-            </w:r>
-          </w:p>
-        </w:tc>
-        <w:tc>
-          <w:tcPr>
-            <w:tcW w:type="dxa" w:w="1191"/>
-          </w:tcPr>
-          <w:p>
-            <w:r>
-              <w:rPr>
-                <w:b w:val="0"/>
-                <w:i w:val="0"/>
-                <w:color w:val="64748B"/>
-                <w:sz w:val="16"/>
-              </w:rPr>
-              <w:t>GT-CQ</w:t>
-            </w:r>
-          </w:p>
-        </w:tc>
-        <w:tc>
-          <w:tcPr>
-            <w:tcW w:type="dxa" w:w="4706"/>
-          </w:tcPr>
-          <w:p>
-            <w:r>
-              <w:rPr>
-                <w:b w:val="0"/>
-                <w:i w:val="0"/>
-                <w:sz w:val="17"/>
-              </w:rPr>
-              <w:t>veuillez, s'il vous plait, confirmer les frais de scolarité ( 1000 FCFA) payée de MARIAMA 2 SIDIBE avec le QG ou apporter les corrections nécessaires.</w:t>
-            </w:r>
-          </w:p>
-        </w:tc>
-      </w:tr>
-      <w:tr>
-        <w:tc>
-          <w:tcPr>
-            <w:tcW w:type="dxa" w:w="964"/>
-          </w:tcPr>
-          <w:p>
-            <w:r>
-              <w:rPr>
-                <w:b/>
-                <w:i w:val="0"/>
-                <w:color w:val="EA580C"/>
-                <w:sz w:val="16"/>
-              </w:rPr>
-              <w:t>Moyenne</w:t>
-            </w:r>
-          </w:p>
-        </w:tc>
-        <w:tc>
-          <w:tcPr>
-            <w:tcW w:type="dxa" w:w="1247"/>
-          </w:tcPr>
-          <w:p>
-            <w:r>
-              <w:rPr>
-                <w:b/>
-                <w:i w:val="0"/>
-                <w:sz w:val="16"/>
-              </w:rPr>
-              <w:t>S02</w:t>
-              <w:br/>
-            </w:r>
-            <w:r>
-              <w:rPr>
-                <w:b w:val="0"/>
-                <w:i w:val="0"/>
-                <w:color w:val="64748B"/>
-                <w:sz w:val="14"/>
-              </w:rPr>
-              <w:t>Éducation</w:t>
-            </w:r>
-          </w:p>
-        </w:tc>
-        <w:tc>
-          <w:tcPr>
-            <w:tcW w:type="dxa" w:w="1531"/>
-          </w:tcPr>
-          <w:p>
-            <w:r>
-              <w:rPr>
-                <w:b/>
-                <w:i w:val="0"/>
-                <w:color w:val="16A34A"/>
-                <w:sz w:val="16"/>
-              </w:rPr>
-              <w:t>s01q63, s00q04, s02q25, s01q00b, s02q17_2, s02q15_2</w:t>
-            </w:r>
-          </w:p>
-        </w:tc>
-        <w:tc>
-          <w:tcPr>
-            <w:tcW w:type="dxa" w:w="1191"/>
-          </w:tcPr>
-          <w:p>
-            <w:r>
-              <w:rPr>
-                <w:b w:val="0"/>
-                <w:i w:val="0"/>
-                <w:color w:val="64748B"/>
-                <w:sz w:val="16"/>
-              </w:rPr>
-              <w:t>GT-CQ</w:t>
-            </w:r>
-          </w:p>
-        </w:tc>
-        <w:tc>
-          <w:tcPr>
-            <w:tcW w:type="dxa" w:w="4706"/>
-          </w:tcPr>
-          <w:p>
-            <w:r>
-              <w:rPr>
-                <w:b w:val="0"/>
-                <w:i w:val="0"/>
-                <w:sz w:val="17"/>
-              </w:rPr>
-              <w:t>Dans les milieux urbains c'est peu probable de voir une école dont les élèves ou étudiants ne dépensent pas en frais d'uniformes, prière de verifier pour MARIAMA 2 SIDIBE qui fréquente 5ème année de Primaire et corriger ou confirmer avec le QG.</w:t>
-            </w:r>
-          </w:p>
-        </w:tc>
-      </w:tr>
-      <w:tr>
-        <w:tc>
-          <w:tcPr>
-            <w:tcW w:type="dxa" w:w="964"/>
-          </w:tcPr>
-          <w:p>
-            <w:r>
-              <w:rPr>
-                <w:b/>
-                <w:i w:val="0"/>
-                <w:color w:val="EA580C"/>
-                <w:sz w:val="16"/>
-              </w:rPr>
-              <w:t>Moyenne</w:t>
-            </w:r>
-          </w:p>
-        </w:tc>
-        <w:tc>
-          <w:tcPr>
-            <w:tcW w:type="dxa" w:w="1247"/>
-          </w:tcPr>
-          <w:p>
-            <w:r>
-              <w:rPr>
-                <w:b/>
-                <w:i w:val="0"/>
-                <w:sz w:val="16"/>
-              </w:rPr>
-              <w:t>S02</w:t>
-              <w:br/>
-            </w:r>
-            <w:r>
-              <w:rPr>
-                <w:b w:val="0"/>
-                <w:i w:val="0"/>
-                <w:color w:val="64748B"/>
-                <w:sz w:val="14"/>
-              </w:rPr>
-              <w:t>Éducation</w:t>
-            </w:r>
-          </w:p>
-        </w:tc>
-        <w:tc>
-          <w:tcPr>
-            <w:tcW w:type="dxa" w:w="1531"/>
-          </w:tcPr>
-          <w:p>
-            <w:r>
-              <w:rPr>
-                <w:b/>
-                <w:i w:val="0"/>
-                <w:color w:val="16A34A"/>
-                <w:sz w:val="16"/>
-              </w:rPr>
-              <w:t>—</w:t>
-            </w:r>
-          </w:p>
-        </w:tc>
-        <w:tc>
-          <w:tcPr>
-            <w:tcW w:type="dxa" w:w="1191"/>
-          </w:tcPr>
-          <w:p>
-            <w:r>
-              <w:rPr>
-                <w:b w:val="0"/>
-                <w:i w:val="0"/>
-                <w:color w:val="64748B"/>
-                <w:sz w:val="16"/>
-              </w:rPr>
-              <w:t>GT-CQ</w:t>
-            </w:r>
-          </w:p>
-        </w:tc>
-        <w:tc>
-          <w:tcPr>
-            <w:tcW w:type="dxa" w:w="4706"/>
-          </w:tcPr>
-          <w:p>
-            <w:r>
-              <w:rPr>
-                <w:b w:val="0"/>
-                <w:i w:val="0"/>
-                <w:sz w:val="17"/>
-              </w:rPr>
-              <w:t>veuillez, s'il vous plait, confirmer les frais de scolarité ( 1000 FCFA) payée de MATAR SIDIBE avec le QG ou apporter les corrections nécessaires.</w:t>
-            </w:r>
-          </w:p>
-        </w:tc>
-      </w:tr>
-      <w:tr>
-        <w:tc>
-          <w:tcPr>
-            <w:tcW w:type="dxa" w:w="964"/>
-          </w:tcPr>
-          <w:p>
-            <w:r>
-              <w:rPr>
-                <w:b/>
-                <w:i w:val="0"/>
-                <w:color w:val="EA580C"/>
-                <w:sz w:val="16"/>
-              </w:rPr>
-              <w:t>Moyenne</w:t>
-            </w:r>
-          </w:p>
-        </w:tc>
-        <w:tc>
-          <w:tcPr>
-            <w:tcW w:type="dxa" w:w="1247"/>
-          </w:tcPr>
-          <w:p>
-            <w:r>
-              <w:rPr>
-                <w:b/>
-                <w:i w:val="0"/>
-                <w:sz w:val="16"/>
-              </w:rPr>
-              <w:t>S02</w:t>
-              <w:br/>
-            </w:r>
-            <w:r>
-              <w:rPr>
-                <w:b w:val="0"/>
-                <w:i w:val="0"/>
-                <w:color w:val="64748B"/>
-                <w:sz w:val="14"/>
-              </w:rPr>
-              <w:t>Éducation</w:t>
-            </w:r>
-          </w:p>
-        </w:tc>
-        <w:tc>
-          <w:tcPr>
-            <w:tcW w:type="dxa" w:w="1531"/>
-          </w:tcPr>
-          <w:p>
-            <w:r>
-              <w:rPr>
-                <w:b/>
-                <w:i w:val="0"/>
-                <w:color w:val="16A34A"/>
-                <w:sz w:val="16"/>
-              </w:rPr>
-              <w:t>s01q63, s00q04, s02q25, s01q00b, s02q17_2, s02q15_2</w:t>
-            </w:r>
-          </w:p>
-        </w:tc>
-        <w:tc>
-          <w:tcPr>
-            <w:tcW w:type="dxa" w:w="1191"/>
-          </w:tcPr>
-          <w:p>
-            <w:r>
-              <w:rPr>
-                <w:b w:val="0"/>
-                <w:i w:val="0"/>
-                <w:color w:val="64748B"/>
-                <w:sz w:val="16"/>
-              </w:rPr>
-              <w:t>GT-CQ</w:t>
-            </w:r>
-          </w:p>
-        </w:tc>
-        <w:tc>
-          <w:tcPr>
-            <w:tcW w:type="dxa" w:w="4706"/>
-          </w:tcPr>
-          <w:p>
-            <w:r>
-              <w:rPr>
-                <w:b w:val="0"/>
-                <w:i w:val="0"/>
-                <w:sz w:val="17"/>
-              </w:rPr>
-              <w:t>Dans les milieux urbains c'est peu probable de voir une école dont les élèves ou étudiants ne dépensent pas en frais d'uniformes, prière de verifier pour MATAR SIDIBE qui fréquente 3ème année de Primaire et corriger ou confirmer avec le QG.</w:t>
             </w:r>
           </w:p>
         </w:tc>
